--- a/No_cumple_habilitante_b.docx
+++ b/No_cumple_habilitante_b.docx
@@ -1,6 +1,6 @@
 
 <file path=word/document.xml><?xml version="1.0" encoding="utf-8"?>
-<w:document xmlns:wpc="http://schemas.microsoft.com/office/word/2010/wordprocessingCanvas" xmlns:cx="http://schemas.microsoft.com/office/drawing/2014/chartex" xmlns:cx1="http://schemas.microsoft.com/office/drawing/2015/9/8/chartex" xmlns:mc="http://schemas.openxmlformats.org/markup-compatibility/2006" xmlns:o="urn:schemas-microsoft-com:office:office" xmlns:r="http://schemas.openxmlformats.org/officeDocument/2006/relationships" xmlns:m="http://schemas.openxmlformats.org/officeDocument/2006/math" xmlns:v="urn:schemas-microsoft-com:vml" xmlns:wp14="http://schemas.microsoft.com/office/word/2010/wordprocessingDrawing" xmlns:wp="http://schemas.openxmlformats.org/drawingml/2006/wordprocessingDrawing" xmlns:w10="urn:schemas-microsoft-com:office:word" xmlns:w="http://schemas.openxmlformats.org/wordprocessingml/2006/main" xmlns:w14="http://schemas.microsoft.com/office/word/2010/wordml" xmlns:w15="http://schemas.microsoft.com/office/word/2012/wordml" xmlns:w16se="http://schemas.microsoft.com/office/word/2015/wordml/symex" xmlns:wpg="http://schemas.microsoft.com/office/word/2010/wordprocessingGroup" xmlns:wpi="http://schemas.microsoft.com/office/word/2010/wordprocessingInk" xmlns:wne="http://schemas.microsoft.com/office/word/2006/wordml" xmlns:wps="http://schemas.microsoft.com/office/word/2010/wordprocessingShape" mc:Ignorable="w14 w15 w16se wp14">
+<w:document xmlns:wpc="http://schemas.microsoft.com/office/word/2010/wordprocessingCanvas" xmlns:cx="http://schemas.microsoft.com/office/drawing/2014/chartex" xmlns:cx1="http://schemas.microsoft.com/office/drawing/2015/9/8/chartex" xmlns:cx2="http://schemas.microsoft.com/office/drawing/2015/10/21/chartex" xmlns:cx3="http://schemas.microsoft.com/office/drawing/2016/5/9/chartex" xmlns:cx4="http://schemas.microsoft.com/office/drawing/2016/5/10/chartex" xmlns:cx5="http://schemas.microsoft.com/office/drawing/2016/5/11/chartex" xmlns:cx6="http://schemas.microsoft.com/office/drawing/2016/5/12/chartex" xmlns:cx7="http://schemas.microsoft.com/office/drawing/2016/5/13/chartex" xmlns:cx8="http://schemas.microsoft.com/office/drawing/2016/5/14/chartex" xmlns:mc="http://schemas.openxmlformats.org/markup-compatibility/2006" xmlns:aink="http://schemas.microsoft.com/office/drawing/2016/ink" xmlns:am3d="http://schemas.microsoft.com/office/drawing/2017/model3d" xmlns:o="urn:schemas-microsoft-com:office:office" xmlns:oel="http://schemas.microsoft.com/office/2019/extlst" xmlns:r="http://schemas.openxmlformats.org/officeDocument/2006/relationships" xmlns:m="http://schemas.openxmlformats.org/officeDocument/2006/math" xmlns:v="urn:schemas-microsoft-com:vml" xmlns:wp14="http://schemas.microsoft.com/office/word/2010/wordprocessingDrawing" xmlns:wp="http://schemas.openxmlformats.org/drawingml/2006/wordprocessingDrawing" xmlns:w10="urn:schemas-microsoft-com:office:word" xmlns:w="http://schemas.openxmlformats.org/wordprocessingml/2006/main" xmlns:w14="http://schemas.microsoft.com/office/word/2010/wordml" xmlns:w15="http://schemas.microsoft.com/office/word/2012/wordml" xmlns:w16cex="http://schemas.microsoft.com/office/word/2018/wordml/cex" xmlns:w16cid="http://schemas.microsoft.com/office/word/2016/wordml/cid" xmlns:w16="http://schemas.microsoft.com/office/word/2018/wordml" xmlns:w16du="http://schemas.microsoft.com/office/word/2023/wordml/word16du" xmlns:w16sdtdh="http://schemas.microsoft.com/office/word/2020/wordml/sdtdatahash" xmlns:w16sdtfl="http://schemas.microsoft.com/office/word/2024/wordml/sdtformatlock" xmlns:w16se="http://schemas.microsoft.com/office/word/2015/wordml/symex" xmlns:wpg="http://schemas.microsoft.com/office/word/2010/wordprocessingGroup" xmlns:wpi="http://schemas.microsoft.com/office/word/2010/wordprocessingInk" xmlns:wne="http://schemas.microsoft.com/office/word/2006/wordml" xmlns:wps="http://schemas.microsoft.com/office/word/2010/wordprocessingShape" mc:Ignorable="w14 w15 w16se w16cid w16 w16cex w16sdtdh w16sdtfl w16du wp14">
   <w:body>
     <w:p>
       <w:pPr>
@@ -21,14 +21,21 @@
           <w:rFonts w:ascii="Arial Narrow" w:hAnsi="Arial Narrow" w:cs="Arial"/>
           <w:lang w:eastAsia="es-CO"/>
         </w:rPr>
-        <w:t xml:space="preserve">diciembre </w:t>
+        <w:t xml:space="preserve">junio </w:t>
       </w:r>
       <w:r>
         <w:rPr>
           <w:rFonts w:ascii="Arial Narrow" w:hAnsi="Arial Narrow" w:cs="Arial"/>
           <w:lang w:eastAsia="es-CO"/>
         </w:rPr>
-        <w:t>de 2025</w:t>
+        <w:t>de 202</w:t>
+      </w:r>
+      <w:r>
+        <w:rPr>
+          <w:rFonts w:ascii="Arial Narrow" w:hAnsi="Arial Narrow" w:cs="Arial"/>
+          <w:lang w:eastAsia="es-CO"/>
+        </w:rPr>
+        <w:t>6</w:t>
       </w:r>
       <w:r>
         <w:rPr>
@@ -175,7 +182,13 @@
         <w:rPr>
           <w:rFonts w:ascii="Arial Narrow" w:hAnsi="Arial Narrow" w:cs="Arial"/>
         </w:rPr>
-        <w:t>6-1</w:t>
+        <w:t>6-</w:t>
+      </w:r>
+      <w:r>
+        <w:rPr>
+          <w:rFonts w:ascii="Arial Narrow" w:hAnsi="Arial Narrow" w:cs="Arial"/>
+        </w:rPr>
+        <w:t>2</w:t>
       </w:r>
     </w:p>
     <w:p>
@@ -293,7 +306,13 @@
         <w:rPr>
           <w:rFonts w:ascii="Arial Narrow" w:eastAsia="Calibri" w:hAnsi="Arial Narrow" w:cs="Arial"/>
         </w:rPr>
-        <w:t>6-1</w:t>
+        <w:t>6-</w:t>
+      </w:r>
+      <w:r>
+        <w:rPr>
+          <w:rFonts w:ascii="Arial Narrow" w:eastAsia="Calibri" w:hAnsi="Arial Narrow" w:cs="Arial"/>
+        </w:rPr>
+        <w:t>2</w:t>
       </w:r>
       <w:r>
         <w:rPr>
@@ -464,7 +483,7 @@
           <w:color w:val="000000"/>
           <w:lang w:eastAsia="es-CO"/>
         </w:rPr>
-        <w:t>Presupuesto Participativo</w:t>
+        <w:t xml:space="preserve">{{fuente_escogida}} </w:t>
       </w:r>
       <w:r>
         <w:rPr>
@@ -472,7 +491,7 @@
           <w:color w:val="000000"/>
           <w:lang w:eastAsia="es-CO"/>
         </w:rPr>
-        <w:t xml:space="preserve"> para la convocatoria 202</w:t>
+        <w:t>para la convocatoria 202</w:t>
       </w:r>
       <w:r>
         <w:rPr>
@@ -480,7 +499,15 @@
           <w:color w:val="000000"/>
           <w:lang w:eastAsia="es-CO"/>
         </w:rPr>
-        <w:t>6-1</w:t>
+        <w:t>6-</w:t>
+      </w:r>
+      <w:r>
+        <w:rPr>
+          <w:rFonts w:ascii="Arial Narrow" w:hAnsi="Arial Narrow" w:cs="Arial"/>
+          <w:color w:val="000000"/>
+          <w:lang w:eastAsia="es-CO"/>
+        </w:rPr>
+        <w:t>2</w:t>
       </w:r>
       <w:r>
         <w:rPr>
@@ -610,8 +637,6 @@
           <w:lang w:eastAsia="es-CO"/>
         </w:rPr>
       </w:pPr>
-      <w:bookmarkStart w:id="0" w:name="_GoBack"/>
-      <w:bookmarkEnd w:id="0"/>
     </w:p>
     <w:p>
       <w:pPr>
@@ -911,15 +936,31 @@
           <w:sz w:val="24"/>
           <w:szCs w:val="24"/>
         </w:rPr>
-        <w:t>5384</w:t>
-      </w:r>
-      <w:r>
-        <w:rPr>
-          <w:rFonts w:ascii="Arial Narrow" w:hAnsi="Arial Narrow" w:cs="Arial"/>
-          <w:sz w:val="24"/>
-          <w:szCs w:val="24"/>
-        </w:rPr>
-        <w:t xml:space="preserve"> de 2025, “</w:t>
+        <w:t>1737</w:t>
+      </w:r>
+      <w:r>
+        <w:rPr>
+          <w:rFonts w:ascii="Arial Narrow" w:hAnsi="Arial Narrow" w:cs="Arial"/>
+          <w:sz w:val="24"/>
+          <w:szCs w:val="24"/>
+        </w:rPr>
+        <w:t xml:space="preserve"> de 202</w:t>
+      </w:r>
+      <w:r>
+        <w:rPr>
+          <w:rFonts w:ascii="Arial Narrow" w:hAnsi="Arial Narrow" w:cs="Arial"/>
+          <w:sz w:val="24"/>
+          <w:szCs w:val="24"/>
+        </w:rPr>
+        <w:t>6</w:t>
+      </w:r>
+      <w:r>
+        <w:rPr>
+          <w:rFonts w:ascii="Arial Narrow" w:hAnsi="Arial Narrow" w:cs="Arial"/>
+          <w:sz w:val="24"/>
+          <w:szCs w:val="24"/>
+        </w:rPr>
+        <w:t>, “</w:t>
       </w:r>
       <w:r>
         <w:rPr>
@@ -937,7 +978,16 @@
           <w:sz w:val="24"/>
           <w:szCs w:val="24"/>
         </w:rPr>
-        <w:t>6-1</w:t>
+        <w:t>6-</w:t>
+      </w:r>
+      <w:r>
+        <w:rPr>
+          <w:rFonts w:ascii="Arial Narrow" w:hAnsi="Arial Narrow" w:cs="Arial"/>
+          <w:i/>
+          <w:sz w:val="24"/>
+          <w:szCs w:val="24"/>
+        </w:rPr>
+        <w:t>2</w:t>
       </w:r>
       <w:r>
         <w:rPr>
@@ -995,15 +1045,31 @@
           <w:sz w:val="24"/>
           <w:szCs w:val="24"/>
         </w:rPr>
-        <w:t>6788</w:t>
-      </w:r>
-      <w:r>
-        <w:rPr>
-          <w:rFonts w:ascii="Arial Narrow" w:hAnsi="Arial Narrow" w:cs="Arial"/>
-          <w:sz w:val="24"/>
-          <w:szCs w:val="24"/>
-        </w:rPr>
-        <w:t xml:space="preserve"> de 2025, “</w:t>
+        <w:t>3106</w:t>
+      </w:r>
+      <w:r>
+        <w:rPr>
+          <w:rFonts w:ascii="Arial Narrow" w:hAnsi="Arial Narrow" w:cs="Arial"/>
+          <w:sz w:val="24"/>
+          <w:szCs w:val="24"/>
+        </w:rPr>
+        <w:t xml:space="preserve"> de 202</w:t>
+      </w:r>
+      <w:r>
+        <w:rPr>
+          <w:rFonts w:ascii="Arial Narrow" w:hAnsi="Arial Narrow" w:cs="Arial"/>
+          <w:sz w:val="24"/>
+          <w:szCs w:val="24"/>
+        </w:rPr>
+        <w:t>6</w:t>
+      </w:r>
+      <w:r>
+        <w:rPr>
+          <w:rFonts w:ascii="Arial Narrow" w:hAnsi="Arial Narrow" w:cs="Arial"/>
+          <w:sz w:val="24"/>
+          <w:szCs w:val="24"/>
+        </w:rPr>
+        <w:t>, “</w:t>
       </w:r>
       <w:r>
         <w:rPr>
@@ -1021,7 +1087,16 @@
           <w:sz w:val="24"/>
           <w:szCs w:val="24"/>
         </w:rPr>
-        <w:t>6-1</w:t>
+        <w:t>6-</w:t>
+      </w:r>
+      <w:r>
+        <w:rPr>
+          <w:rFonts w:ascii="Arial Narrow" w:hAnsi="Arial Narrow" w:cs="Arial"/>
+          <w:i/>
+          <w:sz w:val="24"/>
+          <w:szCs w:val="24"/>
+        </w:rPr>
+        <w:t>2</w:t>
       </w:r>
       <w:r>
         <w:rPr>
@@ -1089,7 +1164,63 @@
           <w:rFonts w:ascii="Arial Narrow" w:hAnsi="Arial Narrow" w:cs="Arial"/>
           <w:bdr w:val="none" w:sz="0" w:space="0" w:color="auto" w:frame="1"/>
         </w:rPr>
-        <w:t xml:space="preserve">Este impedimento surgió dado que, en el formulario de inscripción la candidata responde de esta forma a la siguiente pregunta: </w:t>
+        <w:t xml:space="preserve">Este impedimento surgió dado que, en el formulario de inscripción </w:t>
+      </w:r>
+      <w:r>
+        <w:rPr>
+          <w:rFonts w:ascii="Arial Narrow" w:hAnsi="Arial Narrow" w:cs="Arial"/>
+          <w:bdr w:val="none" w:sz="0" w:space="0" w:color="auto" w:frame="1"/>
+        </w:rPr>
+        <w:t>el</w:t>
+      </w:r>
+      <w:r>
+        <w:rPr>
+          <w:rFonts w:ascii="Arial Narrow" w:hAnsi="Arial Narrow" w:cs="Arial"/>
+          <w:bdr w:val="none" w:sz="0" w:space="0" w:color="auto" w:frame="1"/>
+        </w:rPr>
+        <w:t xml:space="preserve"> candidat</w:t>
+      </w:r>
+      <w:r>
+        <w:rPr>
+          <w:rFonts w:ascii="Arial Narrow" w:hAnsi="Arial Narrow" w:cs="Arial"/>
+          <w:bdr w:val="none" w:sz="0" w:space="0" w:color="auto" w:frame="1"/>
+        </w:rPr>
+        <w:t>o</w:t>
+      </w:r>
+      <w:r>
+        <w:rPr>
+          <w:rFonts w:ascii="Arial Narrow" w:hAnsi="Arial Narrow" w:cs="Arial"/>
+          <w:bdr w:val="none" w:sz="0" w:space="0" w:color="auto" w:frame="1"/>
+        </w:rPr>
+        <w:t xml:space="preserve"> responde de esta forma a la</w:t>
+      </w:r>
+      <w:r>
+        <w:rPr>
+          <w:rFonts w:ascii="Arial Narrow" w:hAnsi="Arial Narrow" w:cs="Arial"/>
+          <w:bdr w:val="none" w:sz="0" w:space="0" w:color="auto" w:frame="1"/>
+        </w:rPr>
+        <w:t>s</w:t>
+      </w:r>
+      <w:r>
+        <w:rPr>
+          <w:rFonts w:ascii="Arial Narrow" w:hAnsi="Arial Narrow" w:cs="Arial"/>
+          <w:bdr w:val="none" w:sz="0" w:space="0" w:color="auto" w:frame="1"/>
+        </w:rPr>
+        <w:t xml:space="preserve"> siguiente pregunta</w:t>
+      </w:r>
+      <w:r>
+        <w:rPr>
+          <w:rFonts w:ascii="Arial Narrow" w:hAnsi="Arial Narrow" w:cs="Arial"/>
+          <w:bdr w:val="none" w:sz="0" w:space="0" w:color="auto" w:frame="1"/>
+        </w:rPr>
+        <w:t>s</w:t>
+      </w:r>
+      <w:r>
+        <w:rPr>
+          <w:rFonts w:ascii="Arial Narrow" w:hAnsi="Arial Narrow" w:cs="Arial"/>
+          <w:bdr w:val="none" w:sz="0" w:space="0" w:color="auto" w:frame="1"/>
+        </w:rPr>
+        <w:t xml:space="preserve">: </w:t>
       </w:r>
     </w:p>
     <w:p>
@@ -1838,7 +1969,14 @@
           <w:rFonts w:ascii="Arial Narrow" w:hAnsi="Arial Narrow"/>
           <w:bdr w:val="none" w:sz="0" w:space="0" w:color="auto" w:frame="1"/>
         </w:rPr>
-        <w:t>6-1</w:t>
+        <w:t>6-</w:t>
+      </w:r>
+      <w:r>
+        <w:rPr>
+          <w:rFonts w:ascii="Arial Narrow" w:hAnsi="Arial Narrow"/>
+          <w:bdr w:val="none" w:sz="0" w:space="0" w:color="auto" w:frame="1"/>
+        </w:rPr>
+        <w:t>2</w:t>
       </w:r>
       <w:r>
         <w:rPr>
@@ -1900,7 +2038,19 @@
         <w:rPr>
           <w:rFonts w:ascii="Arial Narrow" w:hAnsi="Arial Narrow"/>
         </w:rPr>
-        <w:t>5384 de 2025</w:t>
+        <w:t xml:space="preserve">1737 </w:t>
+      </w:r>
+      <w:r>
+        <w:rPr>
+          <w:rFonts w:ascii="Arial Narrow" w:hAnsi="Arial Narrow"/>
+        </w:rPr>
+        <w:t>de 202</w:t>
+      </w:r>
+      <w:r>
+        <w:rPr>
+          <w:rFonts w:ascii="Arial Narrow" w:hAnsi="Arial Narrow"/>
+        </w:rPr>
+        <w:t>6</w:t>
       </w:r>
       <w:r>
         <w:rPr>
@@ -2654,132 +2804,6 @@
                 <w:szCs w:val="24"/>
                 <w14:ligatures w14:val="standardContextual"/>
               </w:rPr>
-              <w:t>Daniel Felipe Zapata Vélez</w:t>
-            </w:r>
-          </w:p>
-          <w:p>
-            <w:pPr>
-              <w:pStyle w:val="Sinespaciado"/>
-              <w:rPr>
-                <w:rFonts w:ascii="Arial Narrow" w:hAnsi="Arial Narrow"/>
-                <w:kern w:val="2"/>
-                <w:sz w:val="24"/>
-                <w:szCs w:val="24"/>
-                <w14:ligatures w14:val="standardContextual"/>
-              </w:rPr>
-            </w:pPr>
-          </w:p>
-          <w:p>
-            <w:pPr>
-              <w:pStyle w:val="Sinespaciado"/>
-              <w:rPr>
-                <w:rFonts w:ascii="Arial Narrow" w:hAnsi="Arial Narrow"/>
-                <w:kern w:val="2"/>
-                <w:sz w:val="24"/>
-                <w:szCs w:val="24"/>
-                <w14:ligatures w14:val="standardContextual"/>
-              </w:rPr>
-            </w:pPr>
-            <w:r>
-              <w:rPr>
-                <w:rFonts w:ascii="Arial Narrow" w:hAnsi="Arial Narrow"/>
-                <w:kern w:val="2"/>
-                <w:sz w:val="24"/>
-                <w:szCs w:val="24"/>
-                <w14:ligatures w14:val="standardContextual"/>
-              </w:rPr>
-              <w:t xml:space="preserve">Contratista Profesional Apoyo Técnico Dirección Técnica de Fondos </w:t>
-            </w:r>
-          </w:p>
-          <w:p>
-            <w:pPr>
-              <w:pStyle w:val="Sinespaciado"/>
-              <w:rPr>
-                <w:rFonts w:ascii="Arial Narrow" w:hAnsi="Arial Narrow"/>
-                <w:kern w:val="2"/>
-                <w:sz w:val="24"/>
-                <w:szCs w:val="24"/>
-                <w14:ligatures w14:val="standardContextual"/>
-              </w:rPr>
-            </w:pPr>
-            <w:r>
-              <w:rPr>
-                <w:rFonts w:ascii="Arial Narrow" w:hAnsi="Arial Narrow"/>
-                <w:noProof/>
-                <w:kern w:val="2"/>
-                <w:sz w:val="24"/>
-                <w:szCs w:val="24"/>
-                <w:lang w:eastAsia="es-CO"/>
-                <w14:ligatures w14:val="standardContextual"/>
-              </w:rPr>
-              <w:drawing>
-                <wp:anchor distT="0" distB="0" distL="114300" distR="114300" simplePos="0" relativeHeight="251668992" behindDoc="0" locked="0" layoutInCell="1" allowOverlap="1" wp14:anchorId="0C8A8F9F" wp14:editId="3AC58EF0">
-                  <wp:simplePos x="0" y="0"/>
-                  <wp:positionH relativeFrom="column">
-                    <wp:posOffset>247195</wp:posOffset>
-                  </wp:positionH>
-                  <wp:positionV relativeFrom="paragraph">
-                    <wp:posOffset>202479</wp:posOffset>
-                  </wp:positionV>
-                  <wp:extent cx="603250" cy="314960"/>
-                  <wp:effectExtent l="0" t="0" r="6350" b="8890"/>
-                  <wp:wrapNone/>
-                  <wp:docPr id="3" name="Imagen 3"/>
-                  <wp:cNvGraphicFramePr>
-                    <a:graphicFrameLocks xmlns:a="http://schemas.openxmlformats.org/drawingml/2006/main" noChangeAspect="1"/>
-                  </wp:cNvGraphicFramePr>
-                  <a:graphic xmlns:a="http://schemas.openxmlformats.org/drawingml/2006/main">
-                    <a:graphicData uri="http://schemas.openxmlformats.org/drawingml/2006/picture">
-                      <pic:pic xmlns:pic="http://schemas.openxmlformats.org/drawingml/2006/picture">
-                        <pic:nvPicPr>
-                          <pic:cNvPr id="0" name="Imagen 2"/>
-                          <pic:cNvPicPr>
-                            <a:picLocks noChangeAspect="1" noChangeArrowheads="1"/>
-                          </pic:cNvPicPr>
-                        </pic:nvPicPr>
-                        <pic:blipFill>
-                          <a:blip r:embed="rId12" cstate="print">
-                            <a:extLst>
-                              <a:ext uri="{28A0092B-C50C-407E-A947-70E740481C1C}">
-                                <a14:useLocalDpi xmlns:a14="http://schemas.microsoft.com/office/drawing/2010/main" val="0"/>
-                              </a:ext>
-                            </a:extLst>
-                          </a:blip>
-                          <a:srcRect/>
-                          <a:stretch>
-                            <a:fillRect/>
-                          </a:stretch>
-                        </pic:blipFill>
-                        <pic:spPr bwMode="auto">
-                          <a:xfrm>
-                            <a:off x="0" y="0"/>
-                            <a:ext cx="603250" cy="314960"/>
-                          </a:xfrm>
-                          <a:prstGeom prst="rect">
-                            <a:avLst/>
-                          </a:prstGeom>
-                          <a:noFill/>
-                        </pic:spPr>
-                      </pic:pic>
-                    </a:graphicData>
-                  </a:graphic>
-                  <wp14:sizeRelH relativeFrom="margin">
-                    <wp14:pctWidth>0</wp14:pctWidth>
-                  </wp14:sizeRelH>
-                  <wp14:sizeRelV relativeFrom="margin">
-                    <wp14:pctHeight>0</wp14:pctHeight>
-                  </wp14:sizeRelV>
-                </wp:anchor>
-              </w:drawing>
-            </w:r>
-            <w:r>
-              <w:rPr>
-                <w:rFonts w:ascii="Arial Narrow" w:hAnsi="Arial Narrow"/>
-                <w:kern w:val="2"/>
-                <w:sz w:val="24"/>
-                <w:szCs w:val="24"/>
-                <w14:ligatures w14:val="standardContextual"/>
-              </w:rPr>
               <w:t xml:space="preserve"> </w:t>
             </w:r>
           </w:p>
@@ -2794,151 +2818,6 @@
               <w:right w:val="single" w:sz="4" w:space="0" w:color="auto"/>
             </w:tcBorders>
           </w:tcPr>
-          <w:p>
-            <w:pPr>
-              <w:pStyle w:val="Sinespaciado"/>
-              <w:rPr>
-                <w:rFonts w:ascii="Arial Narrow" w:hAnsi="Arial Narrow"/>
-                <w:kern w:val="2"/>
-                <w:sz w:val="24"/>
-                <w:szCs w:val="24"/>
-                <w14:ligatures w14:val="standardContextual"/>
-              </w:rPr>
-            </w:pPr>
-            <w:r>
-              <w:rPr>
-                <w:rFonts w:ascii="Arial Narrow" w:hAnsi="Arial Narrow"/>
-                <w:kern w:val="2"/>
-                <w:sz w:val="24"/>
-                <w:szCs w:val="24"/>
-                <w14:ligatures w14:val="standardContextual"/>
-              </w:rPr>
-              <w:t xml:space="preserve">Genaro Alfonso </w:t>
-            </w:r>
-            <w:r>
-              <w:rPr>
-                <w:rFonts w:ascii="Arial Narrow" w:hAnsi="Arial Narrow"/>
-                <w:kern w:val="2"/>
-                <w:sz w:val="24"/>
-                <w:szCs w:val="24"/>
-                <w14:ligatures w14:val="standardContextual"/>
-              </w:rPr>
-              <w:t>Aristizabal Echeverri</w:t>
-            </w:r>
-          </w:p>
-          <w:p>
-            <w:pPr>
-              <w:pStyle w:val="Sinespaciado"/>
-              <w:rPr>
-                <w:rFonts w:ascii="Arial Narrow" w:hAnsi="Arial Narrow"/>
-                <w:kern w:val="2"/>
-                <w:sz w:val="24"/>
-                <w:szCs w:val="24"/>
-                <w14:ligatures w14:val="standardContextual"/>
-              </w:rPr>
-            </w:pPr>
-          </w:p>
-          <w:p>
-            <w:pPr>
-              <w:pStyle w:val="Sinespaciado"/>
-              <w:rPr>
-                <w:rFonts w:ascii="Arial Narrow" w:hAnsi="Arial Narrow"/>
-                <w:kern w:val="2"/>
-                <w:sz w:val="24"/>
-                <w:szCs w:val="24"/>
-                <w14:ligatures w14:val="standardContextual"/>
-              </w:rPr>
-            </w:pPr>
-            <w:r>
-              <w:rPr>
-                <w:rFonts w:ascii="Arial Narrow" w:hAnsi="Arial Narrow"/>
-                <w:kern w:val="2"/>
-                <w:sz w:val="24"/>
-                <w:szCs w:val="24"/>
-                <w14:ligatures w14:val="standardContextual"/>
-              </w:rPr>
-              <w:t>Contratista Profesional Apoyo Dirección Técnica de Fondos</w:t>
-            </w:r>
-          </w:p>
-          <w:p>
-            <w:pPr>
-              <w:pStyle w:val="Sinespaciado"/>
-              <w:rPr>
-                <w:rFonts w:ascii="Arial Narrow" w:hAnsi="Arial Narrow"/>
-                <w:kern w:val="2"/>
-                <w:sz w:val="24"/>
-                <w:szCs w:val="24"/>
-                <w14:ligatures w14:val="standardContextual"/>
-              </w:rPr>
-            </w:pPr>
-            <w:r>
-              <w:rPr>
-                <w:rFonts w:ascii="Arial Narrow" w:hAnsi="Arial Narrow"/>
-                <w:noProof/>
-                <w:kern w:val="2"/>
-                <w:sz w:val="24"/>
-                <w:szCs w:val="24"/>
-                <w:lang w:eastAsia="es-CO"/>
-                <w14:ligatures w14:val="standardContextual"/>
-              </w:rPr>
-              <w:drawing>
-                <wp:anchor distT="0" distB="0" distL="114300" distR="114300" simplePos="0" relativeHeight="251670016" behindDoc="1" locked="0" layoutInCell="1" allowOverlap="1" wp14:anchorId="43949C14" wp14:editId="2D6EE6B2">
-                  <wp:simplePos x="0" y="0"/>
-                  <wp:positionH relativeFrom="column">
-                    <wp:posOffset>271227</wp:posOffset>
-                  </wp:positionH>
-                  <wp:positionV relativeFrom="paragraph">
-                    <wp:posOffset>58099</wp:posOffset>
-                  </wp:positionV>
-                  <wp:extent cx="617517" cy="293605"/>
-                  <wp:effectExtent l="0" t="0" r="0" b="0"/>
-                  <wp:wrapNone/>
-                  <wp:docPr id="4" name="Imagen 4" descr="C:\Users\genaro.aristizabal\Sapiencia\Gen_Fondos - Documentos\Firma.PNG"/>
-                  <wp:cNvGraphicFramePr>
-                    <a:graphicFrameLocks xmlns:a="http://schemas.openxmlformats.org/drawingml/2006/main" noChangeAspect="1"/>
-                  </wp:cNvGraphicFramePr>
-                  <a:graphic xmlns:a="http://schemas.openxmlformats.org/drawingml/2006/main">
-                    <a:graphicData uri="http://schemas.openxmlformats.org/drawingml/2006/picture">
-                      <pic:pic xmlns:pic="http://schemas.openxmlformats.org/drawingml/2006/picture">
-                        <pic:nvPicPr>
-                          <pic:cNvPr id="0" name="Picture 1" descr="C:\Users\genaro.aristizabal\Sapiencia\Gen_Fondos - Documentos\Firma.PNG"/>
-                          <pic:cNvPicPr>
-                            <a:picLocks noChangeAspect="1" noChangeArrowheads="1"/>
-                          </pic:cNvPicPr>
-                        </pic:nvPicPr>
-                        <pic:blipFill>
-                          <a:blip r:embed="rId13" cstate="print">
-                            <a:extLst>
-                              <a:ext uri="{28A0092B-C50C-407E-A947-70E740481C1C}">
-                                <a14:useLocalDpi xmlns:a14="http://schemas.microsoft.com/office/drawing/2010/main" val="0"/>
-                              </a:ext>
-                            </a:extLst>
-                          </a:blip>
-                          <a:srcRect/>
-                          <a:stretch>
-                            <a:fillRect/>
-                          </a:stretch>
-                        </pic:blipFill>
-                        <pic:spPr bwMode="auto">
-                          <a:xfrm>
-                            <a:off x="0" y="0"/>
-                            <a:ext cx="617517" cy="293605"/>
-                          </a:xfrm>
-                          <a:prstGeom prst="rect">
-                            <a:avLst/>
-                          </a:prstGeom>
-                          <a:noFill/>
-                          <a:ln>
-                            <a:noFill/>
-                          </a:ln>
-                        </pic:spPr>
-                      </pic:pic>
-                    </a:graphicData>
-                  </a:graphic>
-                </wp:anchor>
-              </w:drawing>
-            </w:r>
-          </w:p>
           <w:p>
             <w:pPr>
               <w:pStyle w:val="Sinespaciado"/>
@@ -3007,62 +2886,6 @@
                 <w14:ligatures w14:val="standardContextual"/>
               </w:rPr>
             </w:pPr>
-            <w:r>
-              <w:rPr>
-                <w:rFonts w:ascii="Arial Narrow" w:hAnsi="Arial Narrow"/>
-                <w:kern w:val="2"/>
-                <w:sz w:val="24"/>
-                <w:szCs w:val="24"/>
-                <w14:ligatures w14:val="standardContextual"/>
-              </w:rPr>
-              <w:t>Pablo Adolfo Hoyos González</w:t>
-            </w:r>
-          </w:p>
-          <w:p>
-            <w:pPr>
-              <w:pStyle w:val="Sinespaciado"/>
-              <w:rPr>
-                <w:rFonts w:ascii="Arial Narrow" w:hAnsi="Arial Narrow"/>
-                <w:kern w:val="2"/>
-                <w:sz w:val="24"/>
-                <w:szCs w:val="24"/>
-                <w14:ligatures w14:val="standardContextual"/>
-              </w:rPr>
-            </w:pPr>
-          </w:p>
-          <w:p>
-            <w:pPr>
-              <w:pStyle w:val="Sinespaciado"/>
-              <w:rPr>
-                <w:rFonts w:ascii="Arial Narrow" w:hAnsi="Arial Narrow"/>
-                <w:kern w:val="2"/>
-                <w:sz w:val="24"/>
-                <w:szCs w:val="24"/>
-                <w14:ligatures w14:val="standardContextual"/>
-              </w:rPr>
-            </w:pPr>
-            <w:r>
-              <w:rPr>
-                <w:rFonts w:ascii="Arial Narrow" w:hAnsi="Arial Narrow"/>
-                <w:kern w:val="2"/>
-                <w:sz w:val="24"/>
-                <w:szCs w:val="24"/>
-                <w14:ligatures w14:val="standardContextual"/>
-              </w:rPr>
-              <w:t xml:space="preserve">Abogado Contratista Dirección Técnica de Fondos </w:t>
-            </w:r>
-          </w:p>
-          <w:p>
-            <w:pPr>
-              <w:pStyle w:val="Sinespaciado"/>
-              <w:rPr>
-                <w:rFonts w:ascii="Arial Narrow" w:hAnsi="Arial Narrow"/>
-                <w:kern w:val="2"/>
-                <w:sz w:val="24"/>
-                <w:szCs w:val="24"/>
-                <w14:ligatures w14:val="standardContextual"/>
-              </w:rPr>
-            </w:pPr>
           </w:p>
           <w:p>
             <w:pPr>
@@ -3133,8 +2956,8 @@
       </w:pPr>
     </w:p>
     <w:sectPr>
-      <w:headerReference w:type="default" r:id="rId14"/>
-      <w:footerReference w:type="default" r:id="rId15"/>
+      <w:headerReference w:type="default" r:id="rId12"/>
+      <w:footerReference w:type="default" r:id="rId13"/>
       <w:pgSz w:w="12240" w:h="15840"/>
       <w:pgMar w:top="1417" w:right="1041" w:bottom="1417" w:left="1275" w:header="708" w:footer="708" w:gutter="0"/>
       <w:cols w:space="708"/>
@@ -3145,7 +2968,7 @@
 </file>
 
 <file path=word/endnotes.xml><?xml version="1.0" encoding="utf-8"?>
-<w:endnotes xmlns:wpc="http://schemas.microsoft.com/office/word/2010/wordprocessingCanvas" xmlns:cx="http://schemas.microsoft.com/office/drawing/2014/chartex" xmlns:cx1="http://schemas.microsoft.com/office/drawing/2015/9/8/chartex" xmlns:mc="http://schemas.openxmlformats.org/markup-compatibility/2006" xmlns:o="urn:schemas-microsoft-com:office:office" xmlns:r="http://schemas.openxmlformats.org/officeDocument/2006/relationships" xmlns:m="http://schemas.openxmlformats.org/officeDocument/2006/math" xmlns:v="urn:schemas-microsoft-com:vml" xmlns:wp14="http://schemas.microsoft.com/office/word/2010/wordprocessingDrawing" xmlns:wp="http://schemas.openxmlformats.org/drawingml/2006/wordprocessingDrawing" xmlns:w10="urn:schemas-microsoft-com:office:word" xmlns:w="http://schemas.openxmlformats.org/wordprocessingml/2006/main" xmlns:w14="http://schemas.microsoft.com/office/word/2010/wordml" xmlns:w15="http://schemas.microsoft.com/office/word/2012/wordml" xmlns:w16se="http://schemas.microsoft.com/office/word/2015/wordml/symex" xmlns:wpg="http://schemas.microsoft.com/office/word/2010/wordprocessingGroup" xmlns:wpi="http://schemas.microsoft.com/office/word/2010/wordprocessingInk" xmlns:wne="http://schemas.microsoft.com/office/word/2006/wordml" xmlns:wps="http://schemas.microsoft.com/office/word/2010/wordprocessingShape" mc:Ignorable="w14 w15 w16se wp14">
+<w:endnotes xmlns:wpc="http://schemas.microsoft.com/office/word/2010/wordprocessingCanvas" xmlns:cx="http://schemas.microsoft.com/office/drawing/2014/chartex" xmlns:cx1="http://schemas.microsoft.com/office/drawing/2015/9/8/chartex" xmlns:cx2="http://schemas.microsoft.com/office/drawing/2015/10/21/chartex" xmlns:cx3="http://schemas.microsoft.com/office/drawing/2016/5/9/chartex" xmlns:cx4="http://schemas.microsoft.com/office/drawing/2016/5/10/chartex" xmlns:cx5="http://schemas.microsoft.com/office/drawing/2016/5/11/chartex" xmlns:cx6="http://schemas.microsoft.com/office/drawing/2016/5/12/chartex" xmlns:cx7="http://schemas.microsoft.com/office/drawing/2016/5/13/chartex" xmlns:cx8="http://schemas.microsoft.com/office/drawing/2016/5/14/chartex" xmlns:mc="http://schemas.openxmlformats.org/markup-compatibility/2006" xmlns:aink="http://schemas.microsoft.com/office/drawing/2016/ink" xmlns:am3d="http://schemas.microsoft.com/office/drawing/2017/model3d" xmlns:o="urn:schemas-microsoft-com:office:office" xmlns:oel="http://schemas.microsoft.com/office/2019/extlst" xmlns:r="http://schemas.openxmlformats.org/officeDocument/2006/relationships" xmlns:m="http://schemas.openxmlformats.org/officeDocument/2006/math" xmlns:v="urn:schemas-microsoft-com:vml" xmlns:wp14="http://schemas.microsoft.com/office/word/2010/wordprocessingDrawing" xmlns:wp="http://schemas.openxmlformats.org/drawingml/2006/wordprocessingDrawing" xmlns:w10="urn:schemas-microsoft-com:office:word" xmlns:w="http://schemas.openxmlformats.org/wordprocessingml/2006/main" xmlns:w14="http://schemas.microsoft.com/office/word/2010/wordml" xmlns:w15="http://schemas.microsoft.com/office/word/2012/wordml" xmlns:w16cex="http://schemas.microsoft.com/office/word/2018/wordml/cex" xmlns:w16cid="http://schemas.microsoft.com/office/word/2016/wordml/cid" xmlns:w16="http://schemas.microsoft.com/office/word/2018/wordml" xmlns:w16du="http://schemas.microsoft.com/office/word/2023/wordml/word16du" xmlns:w16sdtdh="http://schemas.microsoft.com/office/word/2020/wordml/sdtdatahash" xmlns:w16sdtfl="http://schemas.microsoft.com/office/word/2024/wordml/sdtformatlock" xmlns:w16se="http://schemas.microsoft.com/office/word/2015/wordml/symex" xmlns:wpg="http://schemas.microsoft.com/office/word/2010/wordprocessingGroup" xmlns:wpi="http://schemas.microsoft.com/office/word/2010/wordprocessingInk" xmlns:wne="http://schemas.microsoft.com/office/word/2006/wordml" xmlns:wps="http://schemas.microsoft.com/office/word/2010/wordprocessingShape" mc:Ignorable="w14 w15 w16se w16cid w16 w16cex w16sdtdh w16sdtfl w16du wp14">
   <w:endnote w:type="separator" w:id="-1">
     <w:p>
       <w:r>
@@ -3164,7 +2987,7 @@
 </file>
 
 <file path=word/footer1.xml><?xml version="1.0" encoding="utf-8"?>
-<w:ftr xmlns:wpc="http://schemas.microsoft.com/office/word/2010/wordprocessingCanvas" xmlns:cx="http://schemas.microsoft.com/office/drawing/2014/chartex" xmlns:cx1="http://schemas.microsoft.com/office/drawing/2015/9/8/chartex" xmlns:mc="http://schemas.openxmlformats.org/markup-compatibility/2006" xmlns:o="urn:schemas-microsoft-com:office:office" xmlns:r="http://schemas.openxmlformats.org/officeDocument/2006/relationships" xmlns:m="http://schemas.openxmlformats.org/officeDocument/2006/math" xmlns:v="urn:schemas-microsoft-com:vml" xmlns:wp14="http://schemas.microsoft.com/office/word/2010/wordprocessingDrawing" xmlns:wp="http://schemas.openxmlformats.org/drawingml/2006/wordprocessingDrawing" xmlns:w10="urn:schemas-microsoft-com:office:word" xmlns:w="http://schemas.openxmlformats.org/wordprocessingml/2006/main" xmlns:w14="http://schemas.microsoft.com/office/word/2010/wordml" xmlns:w15="http://schemas.microsoft.com/office/word/2012/wordml" xmlns:w16se="http://schemas.microsoft.com/office/word/2015/wordml/symex" xmlns:wpg="http://schemas.microsoft.com/office/word/2010/wordprocessingGroup" xmlns:wpi="http://schemas.microsoft.com/office/word/2010/wordprocessingInk" xmlns:wne="http://schemas.microsoft.com/office/word/2006/wordml" xmlns:wps="http://schemas.microsoft.com/office/word/2010/wordprocessingShape" mc:Ignorable="w14 w15 w16se wp14">
+<w:ftr xmlns:wpc="http://schemas.microsoft.com/office/word/2010/wordprocessingCanvas" xmlns:cx="http://schemas.microsoft.com/office/drawing/2014/chartex" xmlns:cx1="http://schemas.microsoft.com/office/drawing/2015/9/8/chartex" xmlns:cx2="http://schemas.microsoft.com/office/drawing/2015/10/21/chartex" xmlns:cx3="http://schemas.microsoft.com/office/drawing/2016/5/9/chartex" xmlns:cx4="http://schemas.microsoft.com/office/drawing/2016/5/10/chartex" xmlns:cx5="http://schemas.microsoft.com/office/drawing/2016/5/11/chartex" xmlns:cx6="http://schemas.microsoft.com/office/drawing/2016/5/12/chartex" xmlns:cx7="http://schemas.microsoft.com/office/drawing/2016/5/13/chartex" xmlns:cx8="http://schemas.microsoft.com/office/drawing/2016/5/14/chartex" xmlns:mc="http://schemas.openxmlformats.org/markup-compatibility/2006" xmlns:aink="http://schemas.microsoft.com/office/drawing/2016/ink" xmlns:am3d="http://schemas.microsoft.com/office/drawing/2017/model3d" xmlns:o="urn:schemas-microsoft-com:office:office" xmlns:oel="http://schemas.microsoft.com/office/2019/extlst" xmlns:r="http://schemas.openxmlformats.org/officeDocument/2006/relationships" xmlns:m="http://schemas.openxmlformats.org/officeDocument/2006/math" xmlns:v="urn:schemas-microsoft-com:vml" xmlns:wp14="http://schemas.microsoft.com/office/word/2010/wordprocessingDrawing" xmlns:wp="http://schemas.openxmlformats.org/drawingml/2006/wordprocessingDrawing" xmlns:w10="urn:schemas-microsoft-com:office:word" xmlns:w="http://schemas.openxmlformats.org/wordprocessingml/2006/main" xmlns:w14="http://schemas.microsoft.com/office/word/2010/wordml" xmlns:w15="http://schemas.microsoft.com/office/word/2012/wordml" xmlns:w16cex="http://schemas.microsoft.com/office/word/2018/wordml/cex" xmlns:w16cid="http://schemas.microsoft.com/office/word/2016/wordml/cid" xmlns:w16="http://schemas.microsoft.com/office/word/2018/wordml" xmlns:w16du="http://schemas.microsoft.com/office/word/2023/wordml/word16du" xmlns:w16sdtdh="http://schemas.microsoft.com/office/word/2020/wordml/sdtdatahash" xmlns:w16sdtfl="http://schemas.microsoft.com/office/word/2024/wordml/sdtformatlock" xmlns:w16se="http://schemas.microsoft.com/office/word/2015/wordml/symex" xmlns:wpg="http://schemas.microsoft.com/office/word/2010/wordprocessingGroup" xmlns:wpi="http://schemas.microsoft.com/office/word/2010/wordprocessingInk" xmlns:wne="http://schemas.microsoft.com/office/word/2006/wordml" xmlns:wps="http://schemas.microsoft.com/office/word/2010/wordprocessingShape" mc:Ignorable="w14 w15 w16se w16cid w16 w16cex w16sdtdh w16sdtfl w16du wp14">
   <w:p>
     <w:pPr>
       <w:pStyle w:val="Piedepgina"/>
@@ -3217,7 +3040,7 @@
 </file>
 
 <file path=word/footnotes.xml><?xml version="1.0" encoding="utf-8"?>
-<w:footnotes xmlns:wpc="http://schemas.microsoft.com/office/word/2010/wordprocessingCanvas" xmlns:cx="http://schemas.microsoft.com/office/drawing/2014/chartex" xmlns:cx1="http://schemas.microsoft.com/office/drawing/2015/9/8/chartex" xmlns:mc="http://schemas.openxmlformats.org/markup-compatibility/2006" xmlns:o="urn:schemas-microsoft-com:office:office" xmlns:r="http://schemas.openxmlformats.org/officeDocument/2006/relationships" xmlns:m="http://schemas.openxmlformats.org/officeDocument/2006/math" xmlns:v="urn:schemas-microsoft-com:vml" xmlns:wp14="http://schemas.microsoft.com/office/word/2010/wordprocessingDrawing" xmlns:wp="http://schemas.openxmlformats.org/drawingml/2006/wordprocessingDrawing" xmlns:w10="urn:schemas-microsoft-com:office:word" xmlns:w="http://schemas.openxmlformats.org/wordprocessingml/2006/main" xmlns:w14="http://schemas.microsoft.com/office/word/2010/wordml" xmlns:w15="http://schemas.microsoft.com/office/word/2012/wordml" xmlns:w16se="http://schemas.microsoft.com/office/word/2015/wordml/symex" xmlns:wpg="http://schemas.microsoft.com/office/word/2010/wordprocessingGroup" xmlns:wpi="http://schemas.microsoft.com/office/word/2010/wordprocessingInk" xmlns:wne="http://schemas.microsoft.com/office/word/2006/wordml" xmlns:wps="http://schemas.microsoft.com/office/word/2010/wordprocessingShape" mc:Ignorable="w14 w15 w16se wp14">
+<w:footnotes xmlns:wpc="http://schemas.microsoft.com/office/word/2010/wordprocessingCanvas" xmlns:cx="http://schemas.microsoft.com/office/drawing/2014/chartex" xmlns:cx1="http://schemas.microsoft.com/office/drawing/2015/9/8/chartex" xmlns:cx2="http://schemas.microsoft.com/office/drawing/2015/10/21/chartex" xmlns:cx3="http://schemas.microsoft.com/office/drawing/2016/5/9/chartex" xmlns:cx4="http://schemas.microsoft.com/office/drawing/2016/5/10/chartex" xmlns:cx5="http://schemas.microsoft.com/office/drawing/2016/5/11/chartex" xmlns:cx6="http://schemas.microsoft.com/office/drawing/2016/5/12/chartex" xmlns:cx7="http://schemas.microsoft.com/office/drawing/2016/5/13/chartex" xmlns:cx8="http://schemas.microsoft.com/office/drawing/2016/5/14/chartex" xmlns:mc="http://schemas.openxmlformats.org/markup-compatibility/2006" xmlns:aink="http://schemas.microsoft.com/office/drawing/2016/ink" xmlns:am3d="http://schemas.microsoft.com/office/drawing/2017/model3d" xmlns:o="urn:schemas-microsoft-com:office:office" xmlns:oel="http://schemas.microsoft.com/office/2019/extlst" xmlns:r="http://schemas.openxmlformats.org/officeDocument/2006/relationships" xmlns:m="http://schemas.openxmlformats.org/officeDocument/2006/math" xmlns:v="urn:schemas-microsoft-com:vml" xmlns:wp14="http://schemas.microsoft.com/office/word/2010/wordprocessingDrawing" xmlns:wp="http://schemas.openxmlformats.org/drawingml/2006/wordprocessingDrawing" xmlns:w10="urn:schemas-microsoft-com:office:word" xmlns:w="http://schemas.openxmlformats.org/wordprocessingml/2006/main" xmlns:w14="http://schemas.microsoft.com/office/word/2010/wordml" xmlns:w15="http://schemas.microsoft.com/office/word/2012/wordml" xmlns:w16cex="http://schemas.microsoft.com/office/word/2018/wordml/cex" xmlns:w16cid="http://schemas.microsoft.com/office/word/2016/wordml/cid" xmlns:w16="http://schemas.microsoft.com/office/word/2018/wordml" xmlns:w16du="http://schemas.microsoft.com/office/word/2023/wordml/word16du" xmlns:w16sdtdh="http://schemas.microsoft.com/office/word/2020/wordml/sdtdatahash" xmlns:w16sdtfl="http://schemas.microsoft.com/office/word/2024/wordml/sdtformatlock" xmlns:w16se="http://schemas.microsoft.com/office/word/2015/wordml/symex" xmlns:wpg="http://schemas.microsoft.com/office/word/2010/wordprocessingGroup" xmlns:wpi="http://schemas.microsoft.com/office/word/2010/wordprocessingInk" xmlns:wne="http://schemas.microsoft.com/office/word/2006/wordml" xmlns:wps="http://schemas.microsoft.com/office/word/2010/wordprocessingShape" mc:Ignorable="w14 w15 w16se w16cid w16 w16cex w16sdtdh w16sdtfl w16du wp14">
   <w:footnote w:type="separator" w:id="-1">
     <w:p>
       <w:r>
@@ -3236,7 +3059,7 @@
 </file>
 
 <file path=word/header1.xml><?xml version="1.0" encoding="utf-8"?>
-<w:hdr xmlns:wpc="http://schemas.microsoft.com/office/word/2010/wordprocessingCanvas" xmlns:cx="http://schemas.microsoft.com/office/drawing/2014/chartex" xmlns:cx1="http://schemas.microsoft.com/office/drawing/2015/9/8/chartex" xmlns:mc="http://schemas.openxmlformats.org/markup-compatibility/2006" xmlns:o="urn:schemas-microsoft-com:office:office" xmlns:r="http://schemas.openxmlformats.org/officeDocument/2006/relationships" xmlns:m="http://schemas.openxmlformats.org/officeDocument/2006/math" xmlns:v="urn:schemas-microsoft-com:vml" xmlns:wp14="http://schemas.microsoft.com/office/word/2010/wordprocessingDrawing" xmlns:wp="http://schemas.openxmlformats.org/drawingml/2006/wordprocessingDrawing" xmlns:w10="urn:schemas-microsoft-com:office:word" xmlns:w="http://schemas.openxmlformats.org/wordprocessingml/2006/main" xmlns:w14="http://schemas.microsoft.com/office/word/2010/wordml" xmlns:w15="http://schemas.microsoft.com/office/word/2012/wordml" xmlns:w16se="http://schemas.microsoft.com/office/word/2015/wordml/symex" xmlns:wpg="http://schemas.microsoft.com/office/word/2010/wordprocessingGroup" xmlns:wpi="http://schemas.microsoft.com/office/word/2010/wordprocessingInk" xmlns:wne="http://schemas.microsoft.com/office/word/2006/wordml" xmlns:wps="http://schemas.microsoft.com/office/word/2010/wordprocessingShape" mc:Ignorable="w14 w15 w16se wp14">
+<w:hdr xmlns:wpc="http://schemas.microsoft.com/office/word/2010/wordprocessingCanvas" xmlns:cx="http://schemas.microsoft.com/office/drawing/2014/chartex" xmlns:cx1="http://schemas.microsoft.com/office/drawing/2015/9/8/chartex" xmlns:cx2="http://schemas.microsoft.com/office/drawing/2015/10/21/chartex" xmlns:cx3="http://schemas.microsoft.com/office/drawing/2016/5/9/chartex" xmlns:cx4="http://schemas.microsoft.com/office/drawing/2016/5/10/chartex" xmlns:cx5="http://schemas.microsoft.com/office/drawing/2016/5/11/chartex" xmlns:cx6="http://schemas.microsoft.com/office/drawing/2016/5/12/chartex" xmlns:cx7="http://schemas.microsoft.com/office/drawing/2016/5/13/chartex" xmlns:cx8="http://schemas.microsoft.com/office/drawing/2016/5/14/chartex" xmlns:mc="http://schemas.openxmlformats.org/markup-compatibility/2006" xmlns:aink="http://schemas.microsoft.com/office/drawing/2016/ink" xmlns:am3d="http://schemas.microsoft.com/office/drawing/2017/model3d" xmlns:o="urn:schemas-microsoft-com:office:office" xmlns:oel="http://schemas.microsoft.com/office/2019/extlst" xmlns:r="http://schemas.openxmlformats.org/officeDocument/2006/relationships" xmlns:m="http://schemas.openxmlformats.org/officeDocument/2006/math" xmlns:v="urn:schemas-microsoft-com:vml" xmlns:wp14="http://schemas.microsoft.com/office/word/2010/wordprocessingDrawing" xmlns:wp="http://schemas.openxmlformats.org/drawingml/2006/wordprocessingDrawing" xmlns:w10="urn:schemas-microsoft-com:office:word" xmlns:w="http://schemas.openxmlformats.org/wordprocessingml/2006/main" xmlns:w14="http://schemas.microsoft.com/office/word/2010/wordml" xmlns:w15="http://schemas.microsoft.com/office/word/2012/wordml" xmlns:w16cex="http://schemas.microsoft.com/office/word/2018/wordml/cex" xmlns:w16cid="http://schemas.microsoft.com/office/word/2016/wordml/cid" xmlns:w16="http://schemas.microsoft.com/office/word/2018/wordml" xmlns:w16du="http://schemas.microsoft.com/office/word/2023/wordml/word16du" xmlns:w16sdtdh="http://schemas.microsoft.com/office/word/2020/wordml/sdtdatahash" xmlns:w16sdtfl="http://schemas.microsoft.com/office/word/2024/wordml/sdtformatlock" xmlns:w16se="http://schemas.microsoft.com/office/word/2015/wordml/symex" xmlns:wpg="http://schemas.microsoft.com/office/word/2010/wordprocessingGroup" xmlns:wpi="http://schemas.microsoft.com/office/word/2010/wordprocessingInk" xmlns:wne="http://schemas.microsoft.com/office/word/2006/wordml" xmlns:wps="http://schemas.microsoft.com/office/word/2010/wordprocessingShape" mc:Ignorable="w14 w15 w16se w16cid w16 w16cex w16sdtdh w16sdtfl w16du wp14">
   <w:p>
     <w:pPr>
       <w:pStyle w:val="Encabezado"/>
@@ -3303,7 +3126,7 @@
 </file>
 
 <file path=word/numbering.xml><?xml version="1.0" encoding="utf-8"?>
-<w:numbering xmlns:wpc="http://schemas.microsoft.com/office/word/2010/wordprocessingCanvas" xmlns:cx="http://schemas.microsoft.com/office/drawing/2014/chartex" xmlns:cx1="http://schemas.microsoft.com/office/drawing/2015/9/8/chartex" xmlns:mc="http://schemas.openxmlformats.org/markup-compatibility/2006" xmlns:o="urn:schemas-microsoft-com:office:office" xmlns:r="http://schemas.openxmlformats.org/officeDocument/2006/relationships" xmlns:m="http://schemas.openxmlformats.org/officeDocument/2006/math" xmlns:v="urn:schemas-microsoft-com:vml" xmlns:wp14="http://schemas.microsoft.com/office/word/2010/wordprocessingDrawing" xmlns:wp="http://schemas.openxmlformats.org/drawingml/2006/wordprocessingDrawing" xmlns:w10="urn:schemas-microsoft-com:office:word" xmlns:w="http://schemas.openxmlformats.org/wordprocessingml/2006/main" xmlns:w14="http://schemas.microsoft.com/office/word/2010/wordml" xmlns:w15="http://schemas.microsoft.com/office/word/2012/wordml" xmlns:w16se="http://schemas.microsoft.com/office/word/2015/wordml/symex" xmlns:wpg="http://schemas.microsoft.com/office/word/2010/wordprocessingGroup" xmlns:wpi="http://schemas.microsoft.com/office/word/2010/wordprocessingInk" xmlns:wne="http://schemas.microsoft.com/office/word/2006/wordml" xmlns:wps="http://schemas.microsoft.com/office/word/2010/wordprocessingShape" mc:Ignorable="w14 w15 w16se wp14">
+<w:numbering xmlns:wpc="http://schemas.microsoft.com/office/word/2010/wordprocessingCanvas" xmlns:cx="http://schemas.microsoft.com/office/drawing/2014/chartex" xmlns:cx1="http://schemas.microsoft.com/office/drawing/2015/9/8/chartex" xmlns:cx2="http://schemas.microsoft.com/office/drawing/2015/10/21/chartex" xmlns:cx3="http://schemas.microsoft.com/office/drawing/2016/5/9/chartex" xmlns:cx4="http://schemas.microsoft.com/office/drawing/2016/5/10/chartex" xmlns:cx5="http://schemas.microsoft.com/office/drawing/2016/5/11/chartex" xmlns:cx6="http://schemas.microsoft.com/office/drawing/2016/5/12/chartex" xmlns:cx7="http://schemas.microsoft.com/office/drawing/2016/5/13/chartex" xmlns:cx8="http://schemas.microsoft.com/office/drawing/2016/5/14/chartex" xmlns:mc="http://schemas.openxmlformats.org/markup-compatibility/2006" xmlns:aink="http://schemas.microsoft.com/office/drawing/2016/ink" xmlns:am3d="http://schemas.microsoft.com/office/drawing/2017/model3d" xmlns:o="urn:schemas-microsoft-com:office:office" xmlns:oel="http://schemas.microsoft.com/office/2019/extlst" xmlns:r="http://schemas.openxmlformats.org/officeDocument/2006/relationships" xmlns:m="http://schemas.openxmlformats.org/officeDocument/2006/math" xmlns:v="urn:schemas-microsoft-com:vml" xmlns:wp14="http://schemas.microsoft.com/office/word/2010/wordprocessingDrawing" xmlns:wp="http://schemas.openxmlformats.org/drawingml/2006/wordprocessingDrawing" xmlns:w10="urn:schemas-microsoft-com:office:word" xmlns:w="http://schemas.openxmlformats.org/wordprocessingml/2006/main" xmlns:w14="http://schemas.microsoft.com/office/word/2010/wordml" xmlns:w15="http://schemas.microsoft.com/office/word/2012/wordml" xmlns:w16cex="http://schemas.microsoft.com/office/word/2018/wordml/cex" xmlns:w16cid="http://schemas.microsoft.com/office/word/2016/wordml/cid" xmlns:w16="http://schemas.microsoft.com/office/word/2018/wordml" xmlns:w16du="http://schemas.microsoft.com/office/word/2023/wordml/word16du" xmlns:w16sdtdh="http://schemas.microsoft.com/office/word/2020/wordml/sdtdatahash" xmlns:w16sdtfl="http://schemas.microsoft.com/office/word/2024/wordml/sdtformatlock" xmlns:w16se="http://schemas.microsoft.com/office/word/2015/wordml/symex" xmlns:wpg="http://schemas.microsoft.com/office/word/2010/wordprocessingGroup" xmlns:wpi="http://schemas.microsoft.com/office/word/2010/wordprocessingInk" xmlns:wne="http://schemas.microsoft.com/office/word/2006/wordml" xmlns:wps="http://schemas.microsoft.com/office/word/2010/wordprocessingShape" mc:Ignorable="w14 w15 w16se w16cid w16 w16cex w16sdtdh w16sdtfl w16du wp14">
   <w:abstractNum w:abstractNumId="0" w15:restartNumberingAfterBreak="0">
     <w:nsid w:val="01E14EE6"/>
     <w:multiLevelType w:val="hybridMultilevel"/>
@@ -4788,28 +4611,28 @@
       </w:rPr>
     </w:lvl>
   </w:abstractNum>
-  <w:num w:numId="1">
+  <w:num w:numId="1" w16cid:durableId="252202189">
     <w:abstractNumId w:val="1"/>
   </w:num>
-  <w:num w:numId="2">
+  <w:num w:numId="2" w16cid:durableId="1629360258">
     <w:abstractNumId w:val="9"/>
   </w:num>
-  <w:num w:numId="3">
+  <w:num w:numId="3" w16cid:durableId="446705041">
     <w:abstractNumId w:val="6"/>
   </w:num>
-  <w:num w:numId="4">
+  <w:num w:numId="4" w16cid:durableId="1028485410">
     <w:abstractNumId w:val="7"/>
   </w:num>
-  <w:num w:numId="5">
+  <w:num w:numId="5" w16cid:durableId="174851520">
     <w:abstractNumId w:val="10"/>
   </w:num>
-  <w:num w:numId="6">
+  <w:num w:numId="6" w16cid:durableId="1330449273">
     <w:abstractNumId w:val="3"/>
   </w:num>
-  <w:num w:numId="7">
+  <w:num w:numId="7" w16cid:durableId="1471169376">
     <w:abstractNumId w:val="5"/>
   </w:num>
-  <w:num w:numId="8">
+  <w:num w:numId="8" w16cid:durableId="339815265">
     <w:abstractNumId w:val="4"/>
     <w:lvlOverride w:ilvl="0">
       <w:startOverride w:val="1"/>
@@ -4839,7 +4662,7 @@
       <w:startOverride w:val="1"/>
     </w:lvlOverride>
   </w:num>
-  <w:num w:numId="9">
+  <w:num w:numId="9" w16cid:durableId="2070221551">
     <w:abstractNumId w:val="8"/>
     <w:lvlOverride w:ilvl="0">
       <w:startOverride w:val="1"/>
@@ -4869,26 +4692,26 @@
       <w:startOverride w:val="1"/>
     </w:lvlOverride>
   </w:num>
-  <w:num w:numId="10">
+  <w:num w:numId="10" w16cid:durableId="189296218">
     <w:abstractNumId w:val="11"/>
   </w:num>
-  <w:num w:numId="11">
+  <w:num w:numId="11" w16cid:durableId="340009358">
     <w:abstractNumId w:val="12"/>
   </w:num>
-  <w:num w:numId="12">
+  <w:num w:numId="12" w16cid:durableId="294414306">
     <w:abstractNumId w:val="13"/>
   </w:num>
-  <w:num w:numId="13">
+  <w:num w:numId="13" w16cid:durableId="1267031877">
     <w:abstractNumId w:val="2"/>
   </w:num>
-  <w:num w:numId="14">
+  <w:num w:numId="14" w16cid:durableId="1465731249">
     <w:abstractNumId w:val="0"/>
   </w:num>
 </w:numbering>
 </file>
 
 <file path=word/styles.xml><?xml version="1.0" encoding="utf-8"?>
-<w:styles xmlns:mc="http://schemas.openxmlformats.org/markup-compatibility/2006" xmlns:r="http://schemas.openxmlformats.org/officeDocument/2006/relationships" xmlns:w="http://schemas.openxmlformats.org/wordprocessingml/2006/main" xmlns:w14="http://schemas.microsoft.com/office/word/2010/wordml" xmlns:w15="http://schemas.microsoft.com/office/word/2012/wordml" xmlns:w16se="http://schemas.microsoft.com/office/word/2015/wordml/symex" mc:Ignorable="w14 w15 w16se">
+<w:styles xmlns:mc="http://schemas.openxmlformats.org/markup-compatibility/2006" xmlns:r="http://schemas.openxmlformats.org/officeDocument/2006/relationships" xmlns:w="http://schemas.openxmlformats.org/wordprocessingml/2006/main" xmlns:w14="http://schemas.microsoft.com/office/word/2010/wordml" xmlns:w15="http://schemas.microsoft.com/office/word/2012/wordml" xmlns:w16cex="http://schemas.microsoft.com/office/word/2018/wordml/cex" xmlns:w16cid="http://schemas.microsoft.com/office/word/2016/wordml/cid" xmlns:w16="http://schemas.microsoft.com/office/word/2018/wordml" xmlns:w16du="http://schemas.microsoft.com/office/word/2023/wordml/word16du" xmlns:w16sdtdh="http://schemas.microsoft.com/office/word/2020/wordml/sdtdatahash" xmlns:w16sdtfl="http://schemas.microsoft.com/office/word/2024/wordml/sdtformatlock" xmlns:w16se="http://schemas.microsoft.com/office/word/2015/wordml/symex" mc:Ignorable="w14 w15 w16se w16cid w16 w16cex w16sdtdh w16sdtfl w16du">
   <w:docDefaults>
     <w:rPrDefault>
       <w:rPr>
@@ -4902,7 +4725,7 @@
     </w:rPrDefault>
     <w:pPrDefault/>
   </w:docDefaults>
-  <w:latentStyles w:defLockedState="0" w:defUIPriority="99" w:defSemiHidden="0" w:defUnhideWhenUsed="0" w:defQFormat="0" w:count="371">
+  <w:latentStyles w:defLockedState="0" w:defUIPriority="99" w:defSemiHidden="0" w:defUnhideWhenUsed="0" w:defQFormat="0" w:count="376">
     <w:lsdException w:name="Normal" w:uiPriority="0" w:qFormat="1"/>
     <w:lsdException w:name="heading 1" w:uiPriority="9" w:qFormat="1"/>
     <w:lsdException w:name="heading 2" w:semiHidden="1" w:uiPriority="9" w:unhideWhenUsed="1" w:qFormat="1"/>
@@ -5274,6 +5097,11 @@
     <w:lsdException w:name="List Table 5 Dark Accent 6" w:uiPriority="50"/>
     <w:lsdException w:name="List Table 6 Colorful Accent 6" w:uiPriority="51"/>
     <w:lsdException w:name="List Table 7 Colorful Accent 6" w:uiPriority="52"/>
+    <w:lsdException w:name="Mention" w:semiHidden="1" w:unhideWhenUsed="1"/>
+    <w:lsdException w:name="Smart Hyperlink" w:semiHidden="1" w:unhideWhenUsed="1"/>
+    <w:lsdException w:name="Hashtag" w:semiHidden="1" w:unhideWhenUsed="1"/>
+    <w:lsdException w:name="Unresolved Mention" w:semiHidden="1" w:unhideWhenUsed="1"/>
+    <w:lsdException w:name="Smart Link" w:semiHidden="1" w:unhideWhenUsed="1"/>
   </w:latentStyles>
   <w:style w:type="paragraph" w:default="1" w:styleId="Normal">
     <w:name w:val="Normal"/>
@@ -6059,22 +5887,31 @@
 </file>
 
 <file path=customXml/itemProps2.xml><?xml version="1.0" encoding="utf-8"?>
-<ds:datastoreItem xmlns:ds="http://schemas.openxmlformats.org/officeDocument/2006/customXml" ds:itemID="{4D81D507-732C-4FFD-93BA-30388C296A41}"/>
+<ds:datastoreItem xmlns:ds="http://schemas.openxmlformats.org/officeDocument/2006/customXml" ds:itemID="{4D81D507-732C-4FFD-93BA-30388C296A41}">
+  <ds:schemaRefs>
+    <ds:schemaRef ds:uri="http://schemas.microsoft.com/office/2006/metadata/contentType"/>
+    <ds:schemaRef ds:uri="http://schemas.microsoft.com/office/2006/metadata/properties/metaAttributes"/>
+    <ds:schemaRef ds:uri="http://www.w3.org/2001/XMLSchema"/>
+    <ds:schemaRef ds:uri="http://schemas.microsoft.com/office/2006/metadata/properties"/>
+    <ds:schemaRef ds:uri="b3f023d8-5d21-4a64-81dc-e4e2f442a49c"/>
+    <ds:schemaRef ds:uri="89c07dc6-a914-4a48-b388-dfe830e5bbb3"/>
+    <ds:schemaRef ds:uri="http://schemas.microsoft.com/office/2006/documentManagement/types"/>
+    <ds:schemaRef ds:uri="http://schemas.microsoft.com/office/infopath/2007/PartnerControls"/>
+    <ds:schemaRef ds:uri="http://schemas.openxmlformats.org/package/2006/metadata/core-properties"/>
+    <ds:schemaRef ds:uri="http://purl.org/dc/elements/1.1/"/>
+    <ds:schemaRef ds:uri="http://purl.org/dc/terms/"/>
+    <ds:schemaRef ds:uri="http://schemas.microsoft.com/internal/obd"/>
+  </ds:schemaRefs>
+</ds:datastoreItem>
 </file>
 
 <file path=customXml/itemProps3.xml><?xml version="1.0" encoding="utf-8"?>
 <ds:datastoreItem xmlns:ds="http://schemas.openxmlformats.org/officeDocument/2006/customXml" ds:itemID="{AAD997A6-A5A0-4F9D-9D70-683CECCE6EDD}">
   <ds:schemaRefs>
+    <ds:schemaRef ds:uri="http://schemas.microsoft.com/office/2006/metadata/properties"/>
     <ds:schemaRef ds:uri="http://schemas.microsoft.com/office/infopath/2007/PartnerControls"/>
-    <ds:schemaRef ds:uri="http://www.w3.org/XML/1998/namespace"/>
-    <ds:schemaRef ds:uri="http://schemas.microsoft.com/office/2006/documentManagement/types"/>
-    <ds:schemaRef ds:uri="http://purl.org/dc/elements/1.1/"/>
-    <ds:schemaRef ds:uri="http://schemas.microsoft.com/office/2006/metadata/properties"/>
     <ds:schemaRef ds:uri="89c07dc6-a914-4a48-b388-dfe830e5bbb3"/>
-    <ds:schemaRef ds:uri="http://purl.org/dc/dcmitype/"/>
-    <ds:schemaRef ds:uri="http://schemas.openxmlformats.org/package/2006/metadata/core-properties"/>
     <ds:schemaRef ds:uri="b3f023d8-5d21-4a64-81dc-e4e2f442a49c"/>
-    <ds:schemaRef ds:uri="http://purl.org/dc/terms/"/>
   </ds:schemaRefs>
 </ds:datastoreItem>
 </file>

--- a/No_cumple_habilitante_b.docx
+++ b/No_cumple_habilitante_b.docx
@@ -1,6 +1,6 @@
 
 <file path=word/document.xml><?xml version="1.0" encoding="utf-8"?>
-<w:document xmlns:wpc="http://schemas.microsoft.com/office/word/2010/wordprocessingCanvas" xmlns:cx="http://schemas.microsoft.com/office/drawing/2014/chartex" xmlns:cx1="http://schemas.microsoft.com/office/drawing/2015/9/8/chartex" xmlns:cx2="http://schemas.microsoft.com/office/drawing/2015/10/21/chartex" xmlns:cx3="http://schemas.microsoft.com/office/drawing/2016/5/9/chartex" xmlns:cx4="http://schemas.microsoft.com/office/drawing/2016/5/10/chartex" xmlns:cx5="http://schemas.microsoft.com/office/drawing/2016/5/11/chartex" xmlns:cx6="http://schemas.microsoft.com/office/drawing/2016/5/12/chartex" xmlns:cx7="http://schemas.microsoft.com/office/drawing/2016/5/13/chartex" xmlns:cx8="http://schemas.microsoft.com/office/drawing/2016/5/14/chartex" xmlns:mc="http://schemas.openxmlformats.org/markup-compatibility/2006" xmlns:aink="http://schemas.microsoft.com/office/drawing/2016/ink" xmlns:am3d="http://schemas.microsoft.com/office/drawing/2017/model3d" xmlns:o="urn:schemas-microsoft-com:office:office" xmlns:oel="http://schemas.microsoft.com/office/2019/extlst" xmlns:r="http://schemas.openxmlformats.org/officeDocument/2006/relationships" xmlns:m="http://schemas.openxmlformats.org/officeDocument/2006/math" xmlns:v="urn:schemas-microsoft-com:vml" xmlns:wp14="http://schemas.microsoft.com/office/word/2010/wordprocessingDrawing" xmlns:wp="http://schemas.openxmlformats.org/drawingml/2006/wordprocessingDrawing" xmlns:w10="urn:schemas-microsoft-com:office:word" xmlns:w="http://schemas.openxmlformats.org/wordprocessingml/2006/main" xmlns:w14="http://schemas.microsoft.com/office/word/2010/wordml" xmlns:w15="http://schemas.microsoft.com/office/word/2012/wordml" xmlns:w16cex="http://schemas.microsoft.com/office/word/2018/wordml/cex" xmlns:w16cid="http://schemas.microsoft.com/office/word/2016/wordml/cid" xmlns:w16="http://schemas.microsoft.com/office/word/2018/wordml" xmlns:w16du="http://schemas.microsoft.com/office/word/2023/wordml/word16du" xmlns:w16sdtdh="http://schemas.microsoft.com/office/word/2020/wordml/sdtdatahash" xmlns:w16sdtfl="http://schemas.microsoft.com/office/word/2024/wordml/sdtformatlock" xmlns:w16se="http://schemas.microsoft.com/office/word/2015/wordml/symex" xmlns:wpg="http://schemas.microsoft.com/office/word/2010/wordprocessingGroup" xmlns:wpi="http://schemas.microsoft.com/office/word/2010/wordprocessingInk" xmlns:wne="http://schemas.microsoft.com/office/word/2006/wordml" xmlns:wps="http://schemas.microsoft.com/office/word/2010/wordprocessingShape" mc:Ignorable="w14 w15 w16se w16cid w16 w16cex w16sdtdh w16sdtfl w16du wp14">
+<w:document xmlns:wpc="http://schemas.microsoft.com/office/word/2010/wordprocessingCanvas" xmlns:cx="http://schemas.microsoft.com/office/drawing/2014/chartex" xmlns:cx1="http://schemas.microsoft.com/office/drawing/2015/9/8/chartex" xmlns:mc="http://schemas.openxmlformats.org/markup-compatibility/2006" xmlns:o="urn:schemas-microsoft-com:office:office" xmlns:r="http://schemas.openxmlformats.org/officeDocument/2006/relationships" xmlns:m="http://schemas.openxmlformats.org/officeDocument/2006/math" xmlns:v="urn:schemas-microsoft-com:vml" xmlns:wp14="http://schemas.microsoft.com/office/word/2010/wordprocessingDrawing" xmlns:wp="http://schemas.openxmlformats.org/drawingml/2006/wordprocessingDrawing" xmlns:w10="urn:schemas-microsoft-com:office:word" xmlns:w="http://schemas.openxmlformats.org/wordprocessingml/2006/main" xmlns:w14="http://schemas.microsoft.com/office/word/2010/wordml" xmlns:w15="http://schemas.microsoft.com/office/word/2012/wordml" xmlns:w16se="http://schemas.microsoft.com/office/word/2015/wordml/symex" xmlns:wpg="http://schemas.microsoft.com/office/word/2010/wordprocessingGroup" xmlns:wpi="http://schemas.microsoft.com/office/word/2010/wordprocessingInk" xmlns:wne="http://schemas.microsoft.com/office/word/2006/wordml" xmlns:wps="http://schemas.microsoft.com/office/word/2010/wordprocessingShape" mc:Ignorable="w14 w15 w16se wp14">
   <w:body>
     <w:p>
       <w:pPr>
@@ -254,7 +254,23 @@
           <w:rFonts w:ascii="Arial Narrow" w:hAnsi="Arial Narrow" w:cs="Arial"/>
           <w:bCs/>
         </w:rPr>
-        <w:t>{{Celular}} – {{CelularAlterno}}</w:t>
+        <w:t>{{Celular}} – {{</w:t>
+      </w:r>
+      <w:proofErr w:type="spellStart"/>
+      <w:r>
+        <w:rPr>
+          <w:rFonts w:ascii="Arial Narrow" w:hAnsi="Arial Narrow" w:cs="Arial"/>
+          <w:bCs/>
+        </w:rPr>
+        <w:t>CelularAlterno</w:t>
+      </w:r>
+      <w:proofErr w:type="spellEnd"/>
+      <w:r>
+        <w:rPr>
+          <w:rFonts w:ascii="Arial Narrow" w:hAnsi="Arial Narrow" w:cs="Arial"/>
+          <w:bCs/>
+        </w:rPr>
+        <w:t>}}</w:t>
       </w:r>
     </w:p>
     <w:p>
@@ -475,15 +491,51 @@
           <w:color w:val="000000"/>
           <w:lang w:eastAsia="es-CO"/>
         </w:rPr>
-        <w:t xml:space="preserve">Usted se presentó al Programa Único de Acceso y Permanencia – PUAP, en la línea de créditos condonables de pregrado en la fuente de financiación de </w:t>
-      </w:r>
+        <w:t xml:space="preserve">Usted se presentó al Programa Único de Acceso y Permanencia – PUAP, en la línea de créditos </w:t>
+      </w:r>
+      <w:proofErr w:type="spellStart"/>
       <w:r>
         <w:rPr>
           <w:rFonts w:ascii="Arial Narrow" w:hAnsi="Arial Narrow" w:cs="Arial"/>
           <w:color w:val="000000"/>
           <w:lang w:eastAsia="es-CO"/>
         </w:rPr>
-        <w:t xml:space="preserve">{{fuente_escogida}} </w:t>
+        <w:t>condonables</w:t>
+      </w:r>
+      <w:proofErr w:type="spellEnd"/>
+      <w:r>
+        <w:rPr>
+          <w:rFonts w:ascii="Arial Narrow" w:hAnsi="Arial Narrow" w:cs="Arial"/>
+          <w:color w:val="000000"/>
+          <w:lang w:eastAsia="es-CO"/>
+        </w:rPr>
+        <w:t xml:space="preserve"> de pregrado en la fuente de financiación de </w:t>
+      </w:r>
+      <w:r>
+        <w:rPr>
+          <w:rFonts w:ascii="Arial Narrow" w:hAnsi="Arial Narrow" w:cs="Arial"/>
+          <w:color w:val="000000"/>
+          <w:lang w:eastAsia="es-CO"/>
+        </w:rPr>
+        <w:t>{{</w:t>
+      </w:r>
+      <w:proofErr w:type="spellStart"/>
+      <w:r>
+        <w:rPr>
+          <w:rFonts w:ascii="Arial Narrow" w:hAnsi="Arial Narrow" w:cs="Arial"/>
+          <w:color w:val="000000"/>
+          <w:lang w:eastAsia="es-CO"/>
+        </w:rPr>
+        <w:t>fuente_escogida</w:t>
+      </w:r>
+      <w:proofErr w:type="spellEnd"/>
+      <w:r>
+        <w:rPr>
+          <w:rFonts w:ascii="Arial Narrow" w:hAnsi="Arial Narrow" w:cs="Arial"/>
+          <w:color w:val="000000"/>
+          <w:lang w:eastAsia="es-CO"/>
+        </w:rPr>
+        <w:t xml:space="preserve">}} </w:t>
       </w:r>
       <w:r>
         <w:rPr>
@@ -969,7 +1021,27 @@
           <w:sz w:val="24"/>
           <w:szCs w:val="24"/>
         </w:rPr>
-        <w:t>Por medio de la cual se realiza la apertura de convocatoria para la línea de crédito condonable pregrado del Programa Único de Acceso y Permanencia en la educación postsecundaria - PUAP, convocatoria 202</w:t>
+        <w:t xml:space="preserve">Por medio de la cual se realiza la apertura de convocatoria para la línea de crédito </w:t>
+      </w:r>
+      <w:proofErr w:type="spellStart"/>
+      <w:r>
+        <w:rPr>
+          <w:rFonts w:ascii="Arial Narrow" w:hAnsi="Arial Narrow" w:cs="Arial"/>
+          <w:i/>
+          <w:sz w:val="24"/>
+          <w:szCs w:val="24"/>
+        </w:rPr>
+        <w:t>condonable</w:t>
+      </w:r>
+      <w:proofErr w:type="spellEnd"/>
+      <w:r>
+        <w:rPr>
+          <w:rFonts w:ascii="Arial Narrow" w:hAnsi="Arial Narrow" w:cs="Arial"/>
+          <w:i/>
+          <w:sz w:val="24"/>
+          <w:szCs w:val="24"/>
+        </w:rPr>
+        <w:t xml:space="preserve"> pregrado del Programa Único de Acceso y Permanencia en la educación postsecundaria - PUAP, convocatoria 202</w:t>
       </w:r>
       <w:r>
         <w:rPr>
@@ -1078,7 +1150,27 @@
           <w:sz w:val="24"/>
           <w:szCs w:val="24"/>
         </w:rPr>
-        <w:t>Por medio de la cual se establecen los puntos de corte, para la línea de créditos condonables pregrado del Programa Único de Acceso y Permanencia en la educación postsecundaria - PUAP, convocatoria 202</w:t>
+        <w:t xml:space="preserve">Por medio de la cual se establecen los puntos de corte, para la línea de créditos </w:t>
+      </w:r>
+      <w:proofErr w:type="spellStart"/>
+      <w:r>
+        <w:rPr>
+          <w:rFonts w:ascii="Arial Narrow" w:hAnsi="Arial Narrow" w:cs="Arial"/>
+          <w:i/>
+          <w:sz w:val="24"/>
+          <w:szCs w:val="24"/>
+        </w:rPr>
+        <w:t>condonables</w:t>
+      </w:r>
+      <w:proofErr w:type="spellEnd"/>
+      <w:r>
+        <w:rPr>
+          <w:rFonts w:ascii="Arial Narrow" w:hAnsi="Arial Narrow" w:cs="Arial"/>
+          <w:i/>
+          <w:sz w:val="24"/>
+          <w:szCs w:val="24"/>
+        </w:rPr>
+        <w:t xml:space="preserve"> pregrado del Programa Único de Acceso y Permanencia en la educación postsecundaria - PUAP, convocatoria 202</w:t>
       </w:r>
       <w:r>
         <w:rPr>
@@ -1206,7 +1298,23 @@
           <w:rFonts w:ascii="Arial Narrow" w:hAnsi="Arial Narrow" w:cs="Arial"/>
           <w:bdr w:val="none" w:sz="0" w:space="0" w:color="auto" w:frame="1"/>
         </w:rPr>
-        <w:t xml:space="preserve"> siguiente pregunta</w:t>
+        <w:t xml:space="preserve"> siguiente</w:t>
+      </w:r>
+      <w:r>
+        <w:rPr>
+          <w:rFonts w:ascii="Arial Narrow" w:hAnsi="Arial Narrow" w:cs="Arial"/>
+          <w:bdr w:val="none" w:sz="0" w:space="0" w:color="auto" w:frame="1"/>
+        </w:rPr>
+        <w:t>s</w:t>
+      </w:r>
+      <w:bookmarkStart w:id="0" w:name="_GoBack"/>
+      <w:bookmarkEnd w:id="0"/>
+      <w:r>
+        <w:rPr>
+          <w:rFonts w:ascii="Arial Narrow" w:hAnsi="Arial Narrow" w:cs="Arial"/>
+          <w:bdr w:val="none" w:sz="0" w:space="0" w:color="auto" w:frame="1"/>
+        </w:rPr>
+        <w:t xml:space="preserve"> pregunta</w:t>
       </w:r>
       <w:r>
         <w:rPr>
@@ -1272,6 +1380,7 @@
         </w:rPr>
         <w:t>{{</w:t>
       </w:r>
+      <w:proofErr w:type="spellStart"/>
       <w:r>
         <w:rPr>
           <w:rFonts w:ascii="Arial Narrow" w:hAnsi="Arial Narrow" w:cs="Arial"/>
@@ -1282,6 +1391,7 @@
         </w:rPr>
         <w:t>DepNacimineto</w:t>
       </w:r>
+      <w:proofErr w:type="spellEnd"/>
       <w:r>
         <w:rPr>
           <w:rFonts w:ascii="Arial Narrow" w:hAnsi="Arial Narrow" w:cs="Arial"/>
@@ -1329,6 +1439,7 @@
         </w:rPr>
         <w:t>{{</w:t>
       </w:r>
+      <w:proofErr w:type="spellStart"/>
       <w:r>
         <w:rPr>
           <w:rFonts w:ascii="Arial Narrow" w:hAnsi="Arial Narrow" w:cs="Arial"/>
@@ -1339,6 +1450,7 @@
         </w:rPr>
         <w:t>MunNacimiento</w:t>
       </w:r>
+      <w:proofErr w:type="spellEnd"/>
       <w:r>
         <w:rPr>
           <w:rFonts w:ascii="Arial Narrow" w:hAnsi="Arial Narrow" w:cs="Arial"/>
@@ -1386,6 +1498,7 @@
         </w:rPr>
         <w:t>{{</w:t>
       </w:r>
+      <w:proofErr w:type="spellStart"/>
       <w:r>
         <w:rPr>
           <w:rFonts w:ascii="Arial Narrow" w:hAnsi="Arial Narrow" w:cs="Arial"/>
@@ -1396,6 +1509,7 @@
         </w:rPr>
         <w:t>DepResidencia</w:t>
       </w:r>
+      <w:proofErr w:type="spellEnd"/>
       <w:r>
         <w:rPr>
           <w:rFonts w:ascii="Arial Narrow" w:hAnsi="Arial Narrow" w:cs="Arial"/>
@@ -1443,6 +1557,7 @@
         </w:rPr>
         <w:t>{{</w:t>
       </w:r>
+      <w:proofErr w:type="spellStart"/>
       <w:r>
         <w:rPr>
           <w:rFonts w:ascii="Arial Narrow" w:hAnsi="Arial Narrow" w:cs="Arial"/>
@@ -1453,6 +1568,7 @@
         </w:rPr>
         <w:t>MunResidencia</w:t>
       </w:r>
+      <w:proofErr w:type="spellEnd"/>
       <w:r>
         <w:rPr>
           <w:rFonts w:ascii="Arial Narrow" w:hAnsi="Arial Narrow" w:cs="Arial"/>
@@ -1500,6 +1616,7 @@
         </w:rPr>
         <w:t>{{</w:t>
       </w:r>
+      <w:proofErr w:type="spellStart"/>
       <w:r>
         <w:rPr>
           <w:rFonts w:ascii="Arial Narrow" w:hAnsi="Arial Narrow" w:cs="Arial"/>
@@ -1510,6 +1627,7 @@
         </w:rPr>
         <w:t>TiempoDistrito</w:t>
       </w:r>
+      <w:proofErr w:type="spellEnd"/>
       <w:r>
         <w:rPr>
           <w:rFonts w:ascii="Arial Narrow" w:hAnsi="Arial Narrow" w:cs="Arial"/>
@@ -1671,6 +1789,7 @@
         </w:rPr>
         <w:t>{{</w:t>
       </w:r>
+      <w:proofErr w:type="spellStart"/>
       <w:r>
         <w:rPr>
           <w:rFonts w:ascii="Arial Narrow" w:hAnsi="Arial Narrow" w:cs="Arial"/>
@@ -1681,6 +1800,7 @@
         </w:rPr>
         <w:t>TiempoComuna</w:t>
       </w:r>
+      <w:proofErr w:type="spellEnd"/>
       <w:r>
         <w:rPr>
           <w:rFonts w:ascii="Arial Narrow" w:hAnsi="Arial Narrow" w:cs="Arial"/>
@@ -1728,6 +1848,7 @@
         </w:rPr>
         <w:t>{{</w:t>
       </w:r>
+      <w:proofErr w:type="spellStart"/>
       <w:r>
         <w:rPr>
           <w:rFonts w:ascii="Arial Narrow" w:hAnsi="Arial Narrow" w:cs="Arial"/>
@@ -1738,6 +1859,7 @@
         </w:rPr>
         <w:t>Direccion</w:t>
       </w:r>
+      <w:proofErr w:type="spellEnd"/>
       <w:r>
         <w:rPr>
           <w:rFonts w:ascii="Arial Narrow" w:hAnsi="Arial Narrow" w:cs="Arial"/>
@@ -1785,6 +1907,7 @@
         </w:rPr>
         <w:t>{{</w:t>
       </w:r>
+      <w:proofErr w:type="spellStart"/>
       <w:r>
         <w:rPr>
           <w:rFonts w:ascii="Arial Narrow" w:hAnsi="Arial Narrow" w:cs="Arial"/>
@@ -1795,6 +1918,7 @@
         </w:rPr>
         <w:t>OrientacionSexual</w:t>
       </w:r>
+      <w:proofErr w:type="spellEnd"/>
       <w:r>
         <w:rPr>
           <w:rFonts w:ascii="Arial Narrow" w:hAnsi="Arial Narrow" w:cs="Arial"/>
@@ -1842,6 +1966,7 @@
         </w:rPr>
         <w:t>{{</w:t>
       </w:r>
+      <w:proofErr w:type="spellStart"/>
       <w:r>
         <w:rPr>
           <w:rFonts w:ascii="Arial Narrow" w:hAnsi="Arial Narrow" w:cs="Arial"/>
@@ -1852,6 +1977,7 @@
         </w:rPr>
         <w:t>IdentidadGenero</w:t>
       </w:r>
+      <w:proofErr w:type="spellEnd"/>
       <w:r>
         <w:rPr>
           <w:rFonts w:ascii="Arial Narrow" w:hAnsi="Arial Narrow" w:cs="Arial"/>
@@ -2004,7 +2130,23 @@
           <w:rFonts w:ascii="Arial Narrow" w:hAnsi="Arial Narrow"/>
           <w:bdr w:val="none" w:sz="0" w:space="0" w:color="auto" w:frame="1"/>
         </w:rPr>
-        <w:t>y, al no ser parte de la población trans, no le es aplicable la residencia en comuna y en el Distrito de un año.</w:t>
+        <w:t xml:space="preserve">y, al no ser parte de la población </w:t>
+      </w:r>
+      <w:proofErr w:type="spellStart"/>
+      <w:r>
+        <w:rPr>
+          <w:rFonts w:ascii="Arial Narrow" w:hAnsi="Arial Narrow"/>
+          <w:bdr w:val="none" w:sz="0" w:space="0" w:color="auto" w:frame="1"/>
+        </w:rPr>
+        <w:t>trans</w:t>
+      </w:r>
+      <w:proofErr w:type="spellEnd"/>
+      <w:r>
+        <w:rPr>
+          <w:rFonts w:ascii="Arial Narrow" w:hAnsi="Arial Narrow"/>
+          <w:bdr w:val="none" w:sz="0" w:space="0" w:color="auto" w:frame="1"/>
+        </w:rPr>
+        <w:t>, no le es aplicable la residencia en comuna y en el Distrito de un año.</w:t>
       </w:r>
     </w:p>
     <w:p>
@@ -2096,7 +2238,25 @@
           <w:i/>
           <w:bdr w:val="none" w:sz="0" w:space="0" w:color="auto" w:frame="1"/>
         </w:rPr>
-        <w:t>: La postulación a la línea de crédito condonable en pregrado, se debe realizar ingresando al sitio web oficial de la Agencia de Educación Postsecundaria de Medellín – SAPIENCIA, www.sapiencia.gov.co, dentro de las fechas previstas para ello, y teniendo en cuenta lo siguiente:</w:t>
+        <w:t xml:space="preserve">: La postulación a la línea de crédito </w:t>
+      </w:r>
+      <w:proofErr w:type="spellStart"/>
+      <w:r>
+        <w:rPr>
+          <w:rFonts w:ascii="Arial Narrow" w:hAnsi="Arial Narrow" w:cs="Arial"/>
+          <w:i/>
+          <w:bdr w:val="none" w:sz="0" w:space="0" w:color="auto" w:frame="1"/>
+        </w:rPr>
+        <w:t>condonable</w:t>
+      </w:r>
+      <w:proofErr w:type="spellEnd"/>
+      <w:r>
+        <w:rPr>
+          <w:rFonts w:ascii="Arial Narrow" w:hAnsi="Arial Narrow" w:cs="Arial"/>
+          <w:i/>
+          <w:bdr w:val="none" w:sz="0" w:space="0" w:color="auto" w:frame="1"/>
+        </w:rPr>
+        <w:t xml:space="preserve"> en pregrado, se debe realizar ingresando al sitio web oficial de la Agencia de Educación Postsecundaria de Medellín – SAPIENCIA, www.sapiencia.gov.co, dentro de las fechas previstas para ello, y teniendo en cuenta lo siguiente:</w:t>
       </w:r>
     </w:p>
     <w:p>
@@ -2362,7 +2522,35 @@
           <w:rFonts w:ascii="Arial Narrow" w:hAnsi="Arial Narrow" w:cs="Arial"/>
           <w:bdr w:val="none" w:sz="0" w:space="0" w:color="auto" w:frame="1"/>
         </w:rPr>
-        <w:t>En el caso particular, el formulario registró un tiempo de residencia en la comuna inferior al requisito habilitante previsto en el artículo 70 del Decreto 032 de 2023, situación que impidió continuar en la convocatoria. El documento aportado posteriormente no puede modificar el resultado, ya que no fue suministrado dentro del periodo de inscripción habilitado por la convocatoria.</w:t>
+        <w:t>En el caso particular, el formulario registró un tiempo de residencia en la comuna inferior al requisito habilitante previsto en el artículo 70 del Decreto 032 de 2023</w:t>
+      </w:r>
+      <w:r>
+        <w:rPr>
+          <w:rFonts w:ascii="Arial Narrow" w:hAnsi="Arial Narrow" w:cs="Arial"/>
+          <w:bdr w:val="none" w:sz="0" w:space="0" w:color="auto" w:frame="1"/>
+        </w:rPr>
+        <w:t xml:space="preserve"> </w:t>
+      </w:r>
+      <w:r>
+        <w:rPr>
+          <w:rFonts w:ascii="Arial Narrow" w:hAnsi="Arial Narrow" w:cs="Arial"/>
+          <w:lang w:eastAsia="es-CO"/>
+        </w:rPr>
+        <w:t>(Modificado por el artículo 36 del Decreto 0344 de 2025)</w:t>
+      </w:r>
+      <w:r>
+        <w:rPr>
+          <w:rFonts w:ascii="Arial Narrow" w:hAnsi="Arial Narrow" w:cs="Arial"/>
+          <w:bdr w:val="none" w:sz="0" w:space="0" w:color="auto" w:frame="1"/>
+        </w:rPr>
+        <w:t>, situación que impidió continuar en la convocatoria. El documento aportado posteriormente no puede modificar el resultado, ya que no fue suministrado dentro del periodo de inscripción habilitado por la convocatoria.</w:t>
+      </w:r>
+      <w:r>
+        <w:rPr>
+          <w:rFonts w:ascii="Arial Narrow" w:hAnsi="Arial Narrow" w:cs="Arial"/>
+          <w:bdr w:val="none" w:sz="0" w:space="0" w:color="auto" w:frame="1"/>
+        </w:rPr>
+        <w:t xml:space="preserve"> </w:t>
       </w:r>
     </w:p>
     <w:p>
@@ -2582,6 +2770,7 @@
           <w:lang w:val="pt-BR"/>
         </w:rPr>
       </w:pPr>
+      <w:proofErr w:type="spellStart"/>
       <w:r>
         <w:rPr>
           <w:rFonts w:ascii="Arial Narrow" w:hAnsi="Arial Narrow" w:cs="Arial"/>
@@ -2596,6 +2785,7 @@
         </w:rPr>
         <w:t>a</w:t>
       </w:r>
+      <w:proofErr w:type="spellEnd"/>
       <w:r>
         <w:rPr>
           <w:rFonts w:ascii="Arial Narrow" w:hAnsi="Arial Narrow" w:cs="Arial"/>
@@ -2615,8 +2805,17 @@
           <w:rFonts w:ascii="Arial Narrow" w:hAnsi="Arial Narrow" w:cs="Arial"/>
           <w:lang w:val="pt-BR"/>
         </w:rPr>
-        <w:t xml:space="preserve"> de Fondos</w:t>
-      </w:r>
+        <w:t xml:space="preserve"> de </w:t>
+      </w:r>
+      <w:proofErr w:type="spellStart"/>
+      <w:r>
+        <w:rPr>
+          <w:rFonts w:ascii="Arial Narrow" w:hAnsi="Arial Narrow" w:cs="Arial"/>
+          <w:lang w:val="pt-BR"/>
+        </w:rPr>
+        <w:t>Fondos</w:t>
+      </w:r>
+      <w:proofErr w:type="spellEnd"/>
     </w:p>
     <w:p>
       <w:pPr>
@@ -2968,7 +3167,7 @@
 </file>
 
 <file path=word/endnotes.xml><?xml version="1.0" encoding="utf-8"?>
-<w:endnotes xmlns:wpc="http://schemas.microsoft.com/office/word/2010/wordprocessingCanvas" xmlns:cx="http://schemas.microsoft.com/office/drawing/2014/chartex" xmlns:cx1="http://schemas.microsoft.com/office/drawing/2015/9/8/chartex" xmlns:cx2="http://schemas.microsoft.com/office/drawing/2015/10/21/chartex" xmlns:cx3="http://schemas.microsoft.com/office/drawing/2016/5/9/chartex" xmlns:cx4="http://schemas.microsoft.com/office/drawing/2016/5/10/chartex" xmlns:cx5="http://schemas.microsoft.com/office/drawing/2016/5/11/chartex" xmlns:cx6="http://schemas.microsoft.com/office/drawing/2016/5/12/chartex" xmlns:cx7="http://schemas.microsoft.com/office/drawing/2016/5/13/chartex" xmlns:cx8="http://schemas.microsoft.com/office/drawing/2016/5/14/chartex" xmlns:mc="http://schemas.openxmlformats.org/markup-compatibility/2006" xmlns:aink="http://schemas.microsoft.com/office/drawing/2016/ink" xmlns:am3d="http://schemas.microsoft.com/office/drawing/2017/model3d" xmlns:o="urn:schemas-microsoft-com:office:office" xmlns:oel="http://schemas.microsoft.com/office/2019/extlst" xmlns:r="http://schemas.openxmlformats.org/officeDocument/2006/relationships" xmlns:m="http://schemas.openxmlformats.org/officeDocument/2006/math" xmlns:v="urn:schemas-microsoft-com:vml" xmlns:wp14="http://schemas.microsoft.com/office/word/2010/wordprocessingDrawing" xmlns:wp="http://schemas.openxmlformats.org/drawingml/2006/wordprocessingDrawing" xmlns:w10="urn:schemas-microsoft-com:office:word" xmlns:w="http://schemas.openxmlformats.org/wordprocessingml/2006/main" xmlns:w14="http://schemas.microsoft.com/office/word/2010/wordml" xmlns:w15="http://schemas.microsoft.com/office/word/2012/wordml" xmlns:w16cex="http://schemas.microsoft.com/office/word/2018/wordml/cex" xmlns:w16cid="http://schemas.microsoft.com/office/word/2016/wordml/cid" xmlns:w16="http://schemas.microsoft.com/office/word/2018/wordml" xmlns:w16du="http://schemas.microsoft.com/office/word/2023/wordml/word16du" xmlns:w16sdtdh="http://schemas.microsoft.com/office/word/2020/wordml/sdtdatahash" xmlns:w16sdtfl="http://schemas.microsoft.com/office/word/2024/wordml/sdtformatlock" xmlns:w16se="http://schemas.microsoft.com/office/word/2015/wordml/symex" xmlns:wpg="http://schemas.microsoft.com/office/word/2010/wordprocessingGroup" xmlns:wpi="http://schemas.microsoft.com/office/word/2010/wordprocessingInk" xmlns:wne="http://schemas.microsoft.com/office/word/2006/wordml" xmlns:wps="http://schemas.microsoft.com/office/word/2010/wordprocessingShape" mc:Ignorable="w14 w15 w16se w16cid w16 w16cex w16sdtdh w16sdtfl w16du wp14">
+<w:endnotes xmlns:wpc="http://schemas.microsoft.com/office/word/2010/wordprocessingCanvas" xmlns:cx="http://schemas.microsoft.com/office/drawing/2014/chartex" xmlns:cx1="http://schemas.microsoft.com/office/drawing/2015/9/8/chartex" xmlns:mc="http://schemas.openxmlformats.org/markup-compatibility/2006" xmlns:o="urn:schemas-microsoft-com:office:office" xmlns:r="http://schemas.openxmlformats.org/officeDocument/2006/relationships" xmlns:m="http://schemas.openxmlformats.org/officeDocument/2006/math" xmlns:v="urn:schemas-microsoft-com:vml" xmlns:wp14="http://schemas.microsoft.com/office/word/2010/wordprocessingDrawing" xmlns:wp="http://schemas.openxmlformats.org/drawingml/2006/wordprocessingDrawing" xmlns:w10="urn:schemas-microsoft-com:office:word" xmlns:w="http://schemas.openxmlformats.org/wordprocessingml/2006/main" xmlns:w14="http://schemas.microsoft.com/office/word/2010/wordml" xmlns:w15="http://schemas.microsoft.com/office/word/2012/wordml" xmlns:w16se="http://schemas.microsoft.com/office/word/2015/wordml/symex" xmlns:wpg="http://schemas.microsoft.com/office/word/2010/wordprocessingGroup" xmlns:wpi="http://schemas.microsoft.com/office/word/2010/wordprocessingInk" xmlns:wne="http://schemas.microsoft.com/office/word/2006/wordml" xmlns:wps="http://schemas.microsoft.com/office/word/2010/wordprocessingShape" mc:Ignorable="w14 w15 w16se wp14">
   <w:endnote w:type="separator" w:id="-1">
     <w:p>
       <w:r>
@@ -2987,7 +3186,7 @@
 </file>
 
 <file path=word/footer1.xml><?xml version="1.0" encoding="utf-8"?>
-<w:ftr xmlns:wpc="http://schemas.microsoft.com/office/word/2010/wordprocessingCanvas" xmlns:cx="http://schemas.microsoft.com/office/drawing/2014/chartex" xmlns:cx1="http://schemas.microsoft.com/office/drawing/2015/9/8/chartex" xmlns:cx2="http://schemas.microsoft.com/office/drawing/2015/10/21/chartex" xmlns:cx3="http://schemas.microsoft.com/office/drawing/2016/5/9/chartex" xmlns:cx4="http://schemas.microsoft.com/office/drawing/2016/5/10/chartex" xmlns:cx5="http://schemas.microsoft.com/office/drawing/2016/5/11/chartex" xmlns:cx6="http://schemas.microsoft.com/office/drawing/2016/5/12/chartex" xmlns:cx7="http://schemas.microsoft.com/office/drawing/2016/5/13/chartex" xmlns:cx8="http://schemas.microsoft.com/office/drawing/2016/5/14/chartex" xmlns:mc="http://schemas.openxmlformats.org/markup-compatibility/2006" xmlns:aink="http://schemas.microsoft.com/office/drawing/2016/ink" xmlns:am3d="http://schemas.microsoft.com/office/drawing/2017/model3d" xmlns:o="urn:schemas-microsoft-com:office:office" xmlns:oel="http://schemas.microsoft.com/office/2019/extlst" xmlns:r="http://schemas.openxmlformats.org/officeDocument/2006/relationships" xmlns:m="http://schemas.openxmlformats.org/officeDocument/2006/math" xmlns:v="urn:schemas-microsoft-com:vml" xmlns:wp14="http://schemas.microsoft.com/office/word/2010/wordprocessingDrawing" xmlns:wp="http://schemas.openxmlformats.org/drawingml/2006/wordprocessingDrawing" xmlns:w10="urn:schemas-microsoft-com:office:word" xmlns:w="http://schemas.openxmlformats.org/wordprocessingml/2006/main" xmlns:w14="http://schemas.microsoft.com/office/word/2010/wordml" xmlns:w15="http://schemas.microsoft.com/office/word/2012/wordml" xmlns:w16cex="http://schemas.microsoft.com/office/word/2018/wordml/cex" xmlns:w16cid="http://schemas.microsoft.com/office/word/2016/wordml/cid" xmlns:w16="http://schemas.microsoft.com/office/word/2018/wordml" xmlns:w16du="http://schemas.microsoft.com/office/word/2023/wordml/word16du" xmlns:w16sdtdh="http://schemas.microsoft.com/office/word/2020/wordml/sdtdatahash" xmlns:w16sdtfl="http://schemas.microsoft.com/office/word/2024/wordml/sdtformatlock" xmlns:w16se="http://schemas.microsoft.com/office/word/2015/wordml/symex" xmlns:wpg="http://schemas.microsoft.com/office/word/2010/wordprocessingGroup" xmlns:wpi="http://schemas.microsoft.com/office/word/2010/wordprocessingInk" xmlns:wne="http://schemas.microsoft.com/office/word/2006/wordml" xmlns:wps="http://schemas.microsoft.com/office/word/2010/wordprocessingShape" mc:Ignorable="w14 w15 w16se w16cid w16 w16cex w16sdtdh w16sdtfl w16du wp14">
+<w:ftr xmlns:wpc="http://schemas.microsoft.com/office/word/2010/wordprocessingCanvas" xmlns:cx="http://schemas.microsoft.com/office/drawing/2014/chartex" xmlns:cx1="http://schemas.microsoft.com/office/drawing/2015/9/8/chartex" xmlns:mc="http://schemas.openxmlformats.org/markup-compatibility/2006" xmlns:o="urn:schemas-microsoft-com:office:office" xmlns:r="http://schemas.openxmlformats.org/officeDocument/2006/relationships" xmlns:m="http://schemas.openxmlformats.org/officeDocument/2006/math" xmlns:v="urn:schemas-microsoft-com:vml" xmlns:wp14="http://schemas.microsoft.com/office/word/2010/wordprocessingDrawing" xmlns:wp="http://schemas.openxmlformats.org/drawingml/2006/wordprocessingDrawing" xmlns:w10="urn:schemas-microsoft-com:office:word" xmlns:w="http://schemas.openxmlformats.org/wordprocessingml/2006/main" xmlns:w14="http://schemas.microsoft.com/office/word/2010/wordml" xmlns:w15="http://schemas.microsoft.com/office/word/2012/wordml" xmlns:w16se="http://schemas.microsoft.com/office/word/2015/wordml/symex" xmlns:wpg="http://schemas.microsoft.com/office/word/2010/wordprocessingGroup" xmlns:wpi="http://schemas.microsoft.com/office/word/2010/wordprocessingInk" xmlns:wne="http://schemas.microsoft.com/office/word/2006/wordml" xmlns:wps="http://schemas.microsoft.com/office/word/2010/wordprocessingShape" mc:Ignorable="w14 w15 w16se wp14">
   <w:p>
     <w:pPr>
       <w:pStyle w:val="Piedepgina"/>
@@ -3040,7 +3239,7 @@
 </file>
 
 <file path=word/footnotes.xml><?xml version="1.0" encoding="utf-8"?>
-<w:footnotes xmlns:wpc="http://schemas.microsoft.com/office/word/2010/wordprocessingCanvas" xmlns:cx="http://schemas.microsoft.com/office/drawing/2014/chartex" xmlns:cx1="http://schemas.microsoft.com/office/drawing/2015/9/8/chartex" xmlns:cx2="http://schemas.microsoft.com/office/drawing/2015/10/21/chartex" xmlns:cx3="http://schemas.microsoft.com/office/drawing/2016/5/9/chartex" xmlns:cx4="http://schemas.microsoft.com/office/drawing/2016/5/10/chartex" xmlns:cx5="http://schemas.microsoft.com/office/drawing/2016/5/11/chartex" xmlns:cx6="http://schemas.microsoft.com/office/drawing/2016/5/12/chartex" xmlns:cx7="http://schemas.microsoft.com/office/drawing/2016/5/13/chartex" xmlns:cx8="http://schemas.microsoft.com/office/drawing/2016/5/14/chartex" xmlns:mc="http://schemas.openxmlformats.org/markup-compatibility/2006" xmlns:aink="http://schemas.microsoft.com/office/drawing/2016/ink" xmlns:am3d="http://schemas.microsoft.com/office/drawing/2017/model3d" xmlns:o="urn:schemas-microsoft-com:office:office" xmlns:oel="http://schemas.microsoft.com/office/2019/extlst" xmlns:r="http://schemas.openxmlformats.org/officeDocument/2006/relationships" xmlns:m="http://schemas.openxmlformats.org/officeDocument/2006/math" xmlns:v="urn:schemas-microsoft-com:vml" xmlns:wp14="http://schemas.microsoft.com/office/word/2010/wordprocessingDrawing" xmlns:wp="http://schemas.openxmlformats.org/drawingml/2006/wordprocessingDrawing" xmlns:w10="urn:schemas-microsoft-com:office:word" xmlns:w="http://schemas.openxmlformats.org/wordprocessingml/2006/main" xmlns:w14="http://schemas.microsoft.com/office/word/2010/wordml" xmlns:w15="http://schemas.microsoft.com/office/word/2012/wordml" xmlns:w16cex="http://schemas.microsoft.com/office/word/2018/wordml/cex" xmlns:w16cid="http://schemas.microsoft.com/office/word/2016/wordml/cid" xmlns:w16="http://schemas.microsoft.com/office/word/2018/wordml" xmlns:w16du="http://schemas.microsoft.com/office/word/2023/wordml/word16du" xmlns:w16sdtdh="http://schemas.microsoft.com/office/word/2020/wordml/sdtdatahash" xmlns:w16sdtfl="http://schemas.microsoft.com/office/word/2024/wordml/sdtformatlock" xmlns:w16se="http://schemas.microsoft.com/office/word/2015/wordml/symex" xmlns:wpg="http://schemas.microsoft.com/office/word/2010/wordprocessingGroup" xmlns:wpi="http://schemas.microsoft.com/office/word/2010/wordprocessingInk" xmlns:wne="http://schemas.microsoft.com/office/word/2006/wordml" xmlns:wps="http://schemas.microsoft.com/office/word/2010/wordprocessingShape" mc:Ignorable="w14 w15 w16se w16cid w16 w16cex w16sdtdh w16sdtfl w16du wp14">
+<w:footnotes xmlns:wpc="http://schemas.microsoft.com/office/word/2010/wordprocessingCanvas" xmlns:cx="http://schemas.microsoft.com/office/drawing/2014/chartex" xmlns:cx1="http://schemas.microsoft.com/office/drawing/2015/9/8/chartex" xmlns:mc="http://schemas.openxmlformats.org/markup-compatibility/2006" xmlns:o="urn:schemas-microsoft-com:office:office" xmlns:r="http://schemas.openxmlformats.org/officeDocument/2006/relationships" xmlns:m="http://schemas.openxmlformats.org/officeDocument/2006/math" xmlns:v="urn:schemas-microsoft-com:vml" xmlns:wp14="http://schemas.microsoft.com/office/word/2010/wordprocessingDrawing" xmlns:wp="http://schemas.openxmlformats.org/drawingml/2006/wordprocessingDrawing" xmlns:w10="urn:schemas-microsoft-com:office:word" xmlns:w="http://schemas.openxmlformats.org/wordprocessingml/2006/main" xmlns:w14="http://schemas.microsoft.com/office/word/2010/wordml" xmlns:w15="http://schemas.microsoft.com/office/word/2012/wordml" xmlns:w16se="http://schemas.microsoft.com/office/word/2015/wordml/symex" xmlns:wpg="http://schemas.microsoft.com/office/word/2010/wordprocessingGroup" xmlns:wpi="http://schemas.microsoft.com/office/word/2010/wordprocessingInk" xmlns:wne="http://schemas.microsoft.com/office/word/2006/wordml" xmlns:wps="http://schemas.microsoft.com/office/word/2010/wordprocessingShape" mc:Ignorable="w14 w15 w16se wp14">
   <w:footnote w:type="separator" w:id="-1">
     <w:p>
       <w:r>
@@ -3059,7 +3258,7 @@
 </file>
 
 <file path=word/header1.xml><?xml version="1.0" encoding="utf-8"?>
-<w:hdr xmlns:wpc="http://schemas.microsoft.com/office/word/2010/wordprocessingCanvas" xmlns:cx="http://schemas.microsoft.com/office/drawing/2014/chartex" xmlns:cx1="http://schemas.microsoft.com/office/drawing/2015/9/8/chartex" xmlns:cx2="http://schemas.microsoft.com/office/drawing/2015/10/21/chartex" xmlns:cx3="http://schemas.microsoft.com/office/drawing/2016/5/9/chartex" xmlns:cx4="http://schemas.microsoft.com/office/drawing/2016/5/10/chartex" xmlns:cx5="http://schemas.microsoft.com/office/drawing/2016/5/11/chartex" xmlns:cx6="http://schemas.microsoft.com/office/drawing/2016/5/12/chartex" xmlns:cx7="http://schemas.microsoft.com/office/drawing/2016/5/13/chartex" xmlns:cx8="http://schemas.microsoft.com/office/drawing/2016/5/14/chartex" xmlns:mc="http://schemas.openxmlformats.org/markup-compatibility/2006" xmlns:aink="http://schemas.microsoft.com/office/drawing/2016/ink" xmlns:am3d="http://schemas.microsoft.com/office/drawing/2017/model3d" xmlns:o="urn:schemas-microsoft-com:office:office" xmlns:oel="http://schemas.microsoft.com/office/2019/extlst" xmlns:r="http://schemas.openxmlformats.org/officeDocument/2006/relationships" xmlns:m="http://schemas.openxmlformats.org/officeDocument/2006/math" xmlns:v="urn:schemas-microsoft-com:vml" xmlns:wp14="http://schemas.microsoft.com/office/word/2010/wordprocessingDrawing" xmlns:wp="http://schemas.openxmlformats.org/drawingml/2006/wordprocessingDrawing" xmlns:w10="urn:schemas-microsoft-com:office:word" xmlns:w="http://schemas.openxmlformats.org/wordprocessingml/2006/main" xmlns:w14="http://schemas.microsoft.com/office/word/2010/wordml" xmlns:w15="http://schemas.microsoft.com/office/word/2012/wordml" xmlns:w16cex="http://schemas.microsoft.com/office/word/2018/wordml/cex" xmlns:w16cid="http://schemas.microsoft.com/office/word/2016/wordml/cid" xmlns:w16="http://schemas.microsoft.com/office/word/2018/wordml" xmlns:w16du="http://schemas.microsoft.com/office/word/2023/wordml/word16du" xmlns:w16sdtdh="http://schemas.microsoft.com/office/word/2020/wordml/sdtdatahash" xmlns:w16sdtfl="http://schemas.microsoft.com/office/word/2024/wordml/sdtformatlock" xmlns:w16se="http://schemas.microsoft.com/office/word/2015/wordml/symex" xmlns:wpg="http://schemas.microsoft.com/office/word/2010/wordprocessingGroup" xmlns:wpi="http://schemas.microsoft.com/office/word/2010/wordprocessingInk" xmlns:wne="http://schemas.microsoft.com/office/word/2006/wordml" xmlns:wps="http://schemas.microsoft.com/office/word/2010/wordprocessingShape" mc:Ignorable="w14 w15 w16se w16cid w16 w16cex w16sdtdh w16sdtfl w16du wp14">
+<w:hdr xmlns:wpc="http://schemas.microsoft.com/office/word/2010/wordprocessingCanvas" xmlns:cx="http://schemas.microsoft.com/office/drawing/2014/chartex" xmlns:cx1="http://schemas.microsoft.com/office/drawing/2015/9/8/chartex" xmlns:mc="http://schemas.openxmlformats.org/markup-compatibility/2006" xmlns:o="urn:schemas-microsoft-com:office:office" xmlns:r="http://schemas.openxmlformats.org/officeDocument/2006/relationships" xmlns:m="http://schemas.openxmlformats.org/officeDocument/2006/math" xmlns:v="urn:schemas-microsoft-com:vml" xmlns:wp14="http://schemas.microsoft.com/office/word/2010/wordprocessingDrawing" xmlns:wp="http://schemas.openxmlformats.org/drawingml/2006/wordprocessingDrawing" xmlns:w10="urn:schemas-microsoft-com:office:word" xmlns:w="http://schemas.openxmlformats.org/wordprocessingml/2006/main" xmlns:w14="http://schemas.microsoft.com/office/word/2010/wordml" xmlns:w15="http://schemas.microsoft.com/office/word/2012/wordml" xmlns:w16se="http://schemas.microsoft.com/office/word/2015/wordml/symex" xmlns:wpg="http://schemas.microsoft.com/office/word/2010/wordprocessingGroup" xmlns:wpi="http://schemas.microsoft.com/office/word/2010/wordprocessingInk" xmlns:wne="http://schemas.microsoft.com/office/word/2006/wordml" xmlns:wps="http://schemas.microsoft.com/office/word/2010/wordprocessingShape" mc:Ignorable="w14 w15 w16se wp14">
   <w:p>
     <w:pPr>
       <w:pStyle w:val="Encabezado"/>
@@ -3126,7 +3325,7 @@
 </file>
 
 <file path=word/numbering.xml><?xml version="1.0" encoding="utf-8"?>
-<w:numbering xmlns:wpc="http://schemas.microsoft.com/office/word/2010/wordprocessingCanvas" xmlns:cx="http://schemas.microsoft.com/office/drawing/2014/chartex" xmlns:cx1="http://schemas.microsoft.com/office/drawing/2015/9/8/chartex" xmlns:cx2="http://schemas.microsoft.com/office/drawing/2015/10/21/chartex" xmlns:cx3="http://schemas.microsoft.com/office/drawing/2016/5/9/chartex" xmlns:cx4="http://schemas.microsoft.com/office/drawing/2016/5/10/chartex" xmlns:cx5="http://schemas.microsoft.com/office/drawing/2016/5/11/chartex" xmlns:cx6="http://schemas.microsoft.com/office/drawing/2016/5/12/chartex" xmlns:cx7="http://schemas.microsoft.com/office/drawing/2016/5/13/chartex" xmlns:cx8="http://schemas.microsoft.com/office/drawing/2016/5/14/chartex" xmlns:mc="http://schemas.openxmlformats.org/markup-compatibility/2006" xmlns:aink="http://schemas.microsoft.com/office/drawing/2016/ink" xmlns:am3d="http://schemas.microsoft.com/office/drawing/2017/model3d" xmlns:o="urn:schemas-microsoft-com:office:office" xmlns:oel="http://schemas.microsoft.com/office/2019/extlst" xmlns:r="http://schemas.openxmlformats.org/officeDocument/2006/relationships" xmlns:m="http://schemas.openxmlformats.org/officeDocument/2006/math" xmlns:v="urn:schemas-microsoft-com:vml" xmlns:wp14="http://schemas.microsoft.com/office/word/2010/wordprocessingDrawing" xmlns:wp="http://schemas.openxmlformats.org/drawingml/2006/wordprocessingDrawing" xmlns:w10="urn:schemas-microsoft-com:office:word" xmlns:w="http://schemas.openxmlformats.org/wordprocessingml/2006/main" xmlns:w14="http://schemas.microsoft.com/office/word/2010/wordml" xmlns:w15="http://schemas.microsoft.com/office/word/2012/wordml" xmlns:w16cex="http://schemas.microsoft.com/office/word/2018/wordml/cex" xmlns:w16cid="http://schemas.microsoft.com/office/word/2016/wordml/cid" xmlns:w16="http://schemas.microsoft.com/office/word/2018/wordml" xmlns:w16du="http://schemas.microsoft.com/office/word/2023/wordml/word16du" xmlns:w16sdtdh="http://schemas.microsoft.com/office/word/2020/wordml/sdtdatahash" xmlns:w16sdtfl="http://schemas.microsoft.com/office/word/2024/wordml/sdtformatlock" xmlns:w16se="http://schemas.microsoft.com/office/word/2015/wordml/symex" xmlns:wpg="http://schemas.microsoft.com/office/word/2010/wordprocessingGroup" xmlns:wpi="http://schemas.microsoft.com/office/word/2010/wordprocessingInk" xmlns:wne="http://schemas.microsoft.com/office/word/2006/wordml" xmlns:wps="http://schemas.microsoft.com/office/word/2010/wordprocessingShape" mc:Ignorable="w14 w15 w16se w16cid w16 w16cex w16sdtdh w16sdtfl w16du wp14">
+<w:numbering xmlns:wpc="http://schemas.microsoft.com/office/word/2010/wordprocessingCanvas" xmlns:cx="http://schemas.microsoft.com/office/drawing/2014/chartex" xmlns:cx1="http://schemas.microsoft.com/office/drawing/2015/9/8/chartex" xmlns:mc="http://schemas.openxmlformats.org/markup-compatibility/2006" xmlns:o="urn:schemas-microsoft-com:office:office" xmlns:r="http://schemas.openxmlformats.org/officeDocument/2006/relationships" xmlns:m="http://schemas.openxmlformats.org/officeDocument/2006/math" xmlns:v="urn:schemas-microsoft-com:vml" xmlns:wp14="http://schemas.microsoft.com/office/word/2010/wordprocessingDrawing" xmlns:wp="http://schemas.openxmlformats.org/drawingml/2006/wordprocessingDrawing" xmlns:w10="urn:schemas-microsoft-com:office:word" xmlns:w="http://schemas.openxmlformats.org/wordprocessingml/2006/main" xmlns:w14="http://schemas.microsoft.com/office/word/2010/wordml" xmlns:w15="http://schemas.microsoft.com/office/word/2012/wordml" xmlns:w16se="http://schemas.microsoft.com/office/word/2015/wordml/symex" xmlns:wpg="http://schemas.microsoft.com/office/word/2010/wordprocessingGroup" xmlns:wpi="http://schemas.microsoft.com/office/word/2010/wordprocessingInk" xmlns:wne="http://schemas.microsoft.com/office/word/2006/wordml" xmlns:wps="http://schemas.microsoft.com/office/word/2010/wordprocessingShape" mc:Ignorable="w14 w15 w16se wp14">
   <w:abstractNum w:abstractNumId="0" w15:restartNumberingAfterBreak="0">
     <w:nsid w:val="01E14EE6"/>
     <w:multiLevelType w:val="hybridMultilevel"/>
@@ -4611,28 +4810,28 @@
       </w:rPr>
     </w:lvl>
   </w:abstractNum>
-  <w:num w:numId="1" w16cid:durableId="252202189">
+  <w:num w:numId="1">
     <w:abstractNumId w:val="1"/>
   </w:num>
-  <w:num w:numId="2" w16cid:durableId="1629360258">
+  <w:num w:numId="2">
     <w:abstractNumId w:val="9"/>
   </w:num>
-  <w:num w:numId="3" w16cid:durableId="446705041">
+  <w:num w:numId="3">
     <w:abstractNumId w:val="6"/>
   </w:num>
-  <w:num w:numId="4" w16cid:durableId="1028485410">
+  <w:num w:numId="4">
     <w:abstractNumId w:val="7"/>
   </w:num>
-  <w:num w:numId="5" w16cid:durableId="174851520">
+  <w:num w:numId="5">
     <w:abstractNumId w:val="10"/>
   </w:num>
-  <w:num w:numId="6" w16cid:durableId="1330449273">
+  <w:num w:numId="6">
     <w:abstractNumId w:val="3"/>
   </w:num>
-  <w:num w:numId="7" w16cid:durableId="1471169376">
+  <w:num w:numId="7">
     <w:abstractNumId w:val="5"/>
   </w:num>
-  <w:num w:numId="8" w16cid:durableId="339815265">
+  <w:num w:numId="8">
     <w:abstractNumId w:val="4"/>
     <w:lvlOverride w:ilvl="0">
       <w:startOverride w:val="1"/>
@@ -4662,7 +4861,7 @@
       <w:startOverride w:val="1"/>
     </w:lvlOverride>
   </w:num>
-  <w:num w:numId="9" w16cid:durableId="2070221551">
+  <w:num w:numId="9">
     <w:abstractNumId w:val="8"/>
     <w:lvlOverride w:ilvl="0">
       <w:startOverride w:val="1"/>
@@ -4692,26 +4891,26 @@
       <w:startOverride w:val="1"/>
     </w:lvlOverride>
   </w:num>
-  <w:num w:numId="10" w16cid:durableId="189296218">
+  <w:num w:numId="10">
     <w:abstractNumId w:val="11"/>
   </w:num>
-  <w:num w:numId="11" w16cid:durableId="340009358">
+  <w:num w:numId="11">
     <w:abstractNumId w:val="12"/>
   </w:num>
-  <w:num w:numId="12" w16cid:durableId="294414306">
+  <w:num w:numId="12">
     <w:abstractNumId w:val="13"/>
   </w:num>
-  <w:num w:numId="13" w16cid:durableId="1267031877">
+  <w:num w:numId="13">
     <w:abstractNumId w:val="2"/>
   </w:num>
-  <w:num w:numId="14" w16cid:durableId="1465731249">
+  <w:num w:numId="14">
     <w:abstractNumId w:val="0"/>
   </w:num>
 </w:numbering>
 </file>
 
 <file path=word/styles.xml><?xml version="1.0" encoding="utf-8"?>
-<w:styles xmlns:mc="http://schemas.openxmlformats.org/markup-compatibility/2006" xmlns:r="http://schemas.openxmlformats.org/officeDocument/2006/relationships" xmlns:w="http://schemas.openxmlformats.org/wordprocessingml/2006/main" xmlns:w14="http://schemas.microsoft.com/office/word/2010/wordml" xmlns:w15="http://schemas.microsoft.com/office/word/2012/wordml" xmlns:w16cex="http://schemas.microsoft.com/office/word/2018/wordml/cex" xmlns:w16cid="http://schemas.microsoft.com/office/word/2016/wordml/cid" xmlns:w16="http://schemas.microsoft.com/office/word/2018/wordml" xmlns:w16du="http://schemas.microsoft.com/office/word/2023/wordml/word16du" xmlns:w16sdtdh="http://schemas.microsoft.com/office/word/2020/wordml/sdtdatahash" xmlns:w16sdtfl="http://schemas.microsoft.com/office/word/2024/wordml/sdtformatlock" xmlns:w16se="http://schemas.microsoft.com/office/word/2015/wordml/symex" mc:Ignorable="w14 w15 w16se w16cid w16 w16cex w16sdtdh w16sdtfl w16du">
+<w:styles xmlns:mc="http://schemas.openxmlformats.org/markup-compatibility/2006" xmlns:r="http://schemas.openxmlformats.org/officeDocument/2006/relationships" xmlns:w="http://schemas.openxmlformats.org/wordprocessingml/2006/main" xmlns:w14="http://schemas.microsoft.com/office/word/2010/wordml" xmlns:w15="http://schemas.microsoft.com/office/word/2012/wordml" xmlns:w16se="http://schemas.microsoft.com/office/word/2015/wordml/symex" mc:Ignorable="w14 w15 w16se">
   <w:docDefaults>
     <w:rPrDefault>
       <w:rPr>
@@ -4725,7 +4924,7 @@
     </w:rPrDefault>
     <w:pPrDefault/>
   </w:docDefaults>
-  <w:latentStyles w:defLockedState="0" w:defUIPriority="99" w:defSemiHidden="0" w:defUnhideWhenUsed="0" w:defQFormat="0" w:count="376">
+  <w:latentStyles w:defLockedState="0" w:defUIPriority="99" w:defSemiHidden="0" w:defUnhideWhenUsed="0" w:defQFormat="0" w:count="371">
     <w:lsdException w:name="Normal" w:uiPriority="0" w:qFormat="1"/>
     <w:lsdException w:name="heading 1" w:uiPriority="9" w:qFormat="1"/>
     <w:lsdException w:name="heading 2" w:semiHidden="1" w:uiPriority="9" w:unhideWhenUsed="1" w:qFormat="1"/>
@@ -5097,11 +5296,6 @@
     <w:lsdException w:name="List Table 5 Dark Accent 6" w:uiPriority="50"/>
     <w:lsdException w:name="List Table 6 Colorful Accent 6" w:uiPriority="51"/>
     <w:lsdException w:name="List Table 7 Colorful Accent 6" w:uiPriority="52"/>
-    <w:lsdException w:name="Mention" w:semiHidden="1" w:unhideWhenUsed="1"/>
-    <w:lsdException w:name="Smart Hyperlink" w:semiHidden="1" w:unhideWhenUsed="1"/>
-    <w:lsdException w:name="Hashtag" w:semiHidden="1" w:unhideWhenUsed="1"/>
-    <w:lsdException w:name="Unresolved Mention" w:semiHidden="1" w:unhideWhenUsed="1"/>
-    <w:lsdException w:name="Smart Link" w:semiHidden="1" w:unhideWhenUsed="1"/>
   </w:latentStyles>
   <w:style w:type="paragraph" w:default="1" w:styleId="Normal">
     <w:name w:val="Normal"/>
@@ -5626,12 +5820,14 @@
 </file>
 
 <file path=customXml/item1.xml><?xml version="1.0" encoding="utf-8"?>
-<?mso-contentType ?>
-<FormTemplates xmlns="http://schemas.microsoft.com/sharepoint/v3/contenttype/forms">
-  <Display>DocumentLibraryForm</Display>
-  <Edit>DocumentLibraryForm</Edit>
-  <New>DocumentLibraryForm</New>
-</FormTemplates>
+<p:properties xmlns:p="http://schemas.microsoft.com/office/2006/metadata/properties" xmlns:xsi="http://www.w3.org/2001/XMLSchema-instance" xmlns:pc="http://schemas.microsoft.com/office/infopath/2007/PartnerControls">
+  <documentManagement>
+    <TaxCatchAll xmlns="89c07dc6-a914-4a48-b388-dfe830e5bbb3" xsi:nil="true"/>
+    <lcf76f155ced4ddcb4097134ff3c332f xmlns="b3f023d8-5d21-4a64-81dc-e4e2f442a49c">
+      <Terms xmlns="http://schemas.microsoft.com/office/infopath/2007/PartnerControls"/>
+    </lcf76f155ced4ddcb4097134ff3c332f>
+  </documentManagement>
+</p:properties>
 </file>
 
 <file path=customXml/item2.xml><?xml version="1.0" encoding="utf-8"?>
@@ -5864,14 +6060,12 @@
 </file>
 
 <file path=customXml/item3.xml><?xml version="1.0" encoding="utf-8"?>
-<p:properties xmlns:p="http://schemas.microsoft.com/office/2006/metadata/properties" xmlns:xsi="http://www.w3.org/2001/XMLSchema-instance" xmlns:pc="http://schemas.microsoft.com/office/infopath/2007/PartnerControls">
-  <documentManagement>
-    <TaxCatchAll xmlns="89c07dc6-a914-4a48-b388-dfe830e5bbb3" xsi:nil="true"/>
-    <lcf76f155ced4ddcb4097134ff3c332f xmlns="b3f023d8-5d21-4a64-81dc-e4e2f442a49c">
-      <Terms xmlns="http://schemas.microsoft.com/office/infopath/2007/PartnerControls"/>
-    </lcf76f155ced4ddcb4097134ff3c332f>
-  </documentManagement>
-</p:properties>
+<?mso-contentType ?>
+<FormTemplates xmlns="http://schemas.microsoft.com/sharepoint/v3/contenttype/forms">
+  <Display>DocumentLibraryForm</Display>
+  <Edit>DocumentLibraryForm</Edit>
+  <New>DocumentLibraryForm</New>
+</FormTemplates>
 </file>
 
 <file path=customXml/item4.xml><?xml version="1.0" encoding="utf-8"?>
@@ -5879,9 +6073,12 @@
 </file>
 
 <file path=customXml/itemProps1.xml><?xml version="1.0" encoding="utf-8"?>
-<ds:datastoreItem xmlns:ds="http://schemas.openxmlformats.org/officeDocument/2006/customXml" ds:itemID="{B5303028-1E1D-4329-8F7C-A4173A0F993A}">
+<ds:datastoreItem xmlns:ds="http://schemas.openxmlformats.org/officeDocument/2006/customXml" ds:itemID="{AAD997A6-A5A0-4F9D-9D70-683CECCE6EDD}">
   <ds:schemaRefs>
-    <ds:schemaRef ds:uri="http://schemas.microsoft.com/sharepoint/v3/contenttype/forms"/>
+    <ds:schemaRef ds:uri="http://schemas.microsoft.com/office/2006/metadata/properties"/>
+    <ds:schemaRef ds:uri="http://schemas.microsoft.com/office/infopath/2007/PartnerControls"/>
+    <ds:schemaRef ds:uri="89c07dc6-a914-4a48-b388-dfe830e5bbb3"/>
+    <ds:schemaRef ds:uri="b3f023d8-5d21-4a64-81dc-e4e2f442a49c"/>
   </ds:schemaRefs>
 </ds:datastoreItem>
 </file>
@@ -5906,18 +6103,15 @@
 </file>
 
 <file path=customXml/itemProps3.xml><?xml version="1.0" encoding="utf-8"?>
-<ds:datastoreItem xmlns:ds="http://schemas.openxmlformats.org/officeDocument/2006/customXml" ds:itemID="{AAD997A6-A5A0-4F9D-9D70-683CECCE6EDD}">
+<ds:datastoreItem xmlns:ds="http://schemas.openxmlformats.org/officeDocument/2006/customXml" ds:itemID="{B5303028-1E1D-4329-8F7C-A4173A0F993A}">
   <ds:schemaRefs>
-    <ds:schemaRef ds:uri="http://schemas.microsoft.com/office/2006/metadata/properties"/>
-    <ds:schemaRef ds:uri="http://schemas.microsoft.com/office/infopath/2007/PartnerControls"/>
-    <ds:schemaRef ds:uri="89c07dc6-a914-4a48-b388-dfe830e5bbb3"/>
-    <ds:schemaRef ds:uri="b3f023d8-5d21-4a64-81dc-e4e2f442a49c"/>
+    <ds:schemaRef ds:uri="http://schemas.microsoft.com/sharepoint/v3/contenttype/forms"/>
   </ds:schemaRefs>
 </ds:datastoreItem>
 </file>
 
 <file path=customXml/itemProps4.xml><?xml version="1.0" encoding="utf-8"?>
-<ds:datastoreItem xmlns:ds="http://schemas.openxmlformats.org/officeDocument/2006/customXml" ds:itemID="{4773AC48-3AE8-4C2F-B091-C87FF3229ECF}">
+<ds:datastoreItem xmlns:ds="http://schemas.openxmlformats.org/officeDocument/2006/customXml" ds:itemID="{07A092DF-3C16-49A5-8D3C-5898A7273283}">
   <ds:schemaRefs>
     <ds:schemaRef ds:uri="http://schemas.openxmlformats.org/officeDocument/2006/bibliography"/>
   </ds:schemaRefs>
